--- a/docs/操作手册.docx
+++ b/docs/操作手册.docx
@@ -7,7 +7,7 @@
         <w:pStyle w:val="Title"/>
       </w:pPr>
       <w:r>
-        <w:t>关联企业库存 ERP · 操作手册</w:t>
+        <w:t>鸿威达新材料集团公司 ERP · 操作手册</w:t>
       </w:r>
     </w:p>
     <w:p>
@@ -19,7 +19,7 @@
           <w:i/>
           <w:color w:val="744210"/>
         </w:rPr>
-        <w:t>适用：安博诺(C1) / 恒本源(C2) / 鸿威达(C3) 三家关联公司库存与往来管理。  本手册分两部分：</w:t>
+        <w:t>适用：安博诺(C1) / 恒本源(C2) / 鸿威达(C3) 三家关联公司库存与往来管理。  本手册分三部分：</w:t>
       </w:r>
       <w:r>
         <w:rPr>
@@ -42,14 +42,29 @@
           <w:i/>
           <w:color w:val="744210"/>
         </w:rPr>
-        <w:t>二、管理员运维</w:t>
+        <w:t>二、报表</w:t>
       </w:r>
       <w:r>
         <w:rPr>
           <w:i/>
           <w:color w:val="744210"/>
         </w:rPr>
-        <w:t>（系统管理员）。</w:t>
+        <w:t>；</w:t>
+      </w:r>
+      <w:r>
+        <w:rPr>
+          <w:b/>
+          <w:i/>
+          <w:color w:val="744210"/>
+        </w:rPr>
+        <w:t>三、管理员运维</w:t>
+      </w:r>
+      <w:r>
+        <w:rPr>
+          <w:i/>
+          <w:color w:val="744210"/>
+        </w:rPr>
+        <w:t>。  版本：v2（含费用/佣金、账期逾期、各类销售分析报表、期初锁定、集团抬头等）。</w:t>
       </w:r>
     </w:p>
     <w:p>
@@ -171,7 +186,7 @@
         <w:t>自己的账号密码</w:t>
       </w:r>
       <w:r>
-        <w:t>登录（管理员会给你分配）。</w:t>
+        <w:t>登录（管理员分配）。手机、电脑浏览器都能用。</w:t>
       </w:r>
     </w:p>
     <w:p>
@@ -179,7 +194,24 @@
         <w:pStyle w:val="ListBullet"/>
       </w:pPr>
       <w:r>
-        <w:t>手机、电脑浏览器都能用，界面自适应。</w:t>
+        <w:t>页面左上角是鸿威达 logo + 「鸿威达新材料集团公司ERP」。</w:t>
+      </w:r>
+    </w:p>
+    <w:p>
+      <w:pPr>
+        <w:pStyle w:val="ListBullet"/>
+      </w:pPr>
+      <w:r>
+        <w:t xml:space="preserve">非首页每页左上角都有 </w:t>
+      </w:r>
+      <w:r>
+        <w:rPr>
+          <w:b/>
+        </w:rPr>
+        <w:t>「← 返回」</w:t>
+      </w:r>
+      <w:r>
+        <w:t>，点它回到上一层。</w:t>
       </w:r>
     </w:p>
     <w:p>
@@ -213,311 +245,18 @@
     </w:p>
     <w:p>
       <w:r>
-        <w:t>登录后顶部菜单：</w:t>
+        <w:t>顶部菜单：</w:t>
+      </w:r>
+      <w:r>
+        <w:rPr>
+          <w:b/>
+        </w:rPr>
+        <w:t>总览表 / 基础资料 / 采购 / 销售 / 费用 / 库存报表 / 查询 / 资金 / 报表</w:t>
+      </w:r>
+      <w:r>
+        <w:t>；右上「当前账套」切换公司（C1/C2/C3）；右上用户名 → 修改密码 / 用户管理 / 后台管理。</w:t>
       </w:r>
     </w:p>
-    <w:tbl>
-      <w:tblPr>
-        <w:tblStyle w:val="LightGrid-Accent1"/>
-        <w:tblW w:type="auto" w:w="0"/>
-        <w:tblLook w:firstColumn="1" w:firstRow="1" w:lastColumn="0" w:lastRow="0" w:noHBand="0" w:noVBand="1" w:val="04A0"/>
-      </w:tblPr>
-      <w:tblGrid>
-        <w:gridCol w:w="4320"/>
-        <w:gridCol w:w="4320"/>
-      </w:tblGrid>
-      <w:tr>
-        <w:tc>
-          <w:tcPr>
-            <w:tcW w:type="dxa" w:w="4320"/>
-          </w:tcPr>
-          <w:p>
-            <w:r>
-              <w:rPr>
-                <w:b/>
-              </w:rPr>
-              <w:t>菜单</w:t>
-            </w:r>
-          </w:p>
-        </w:tc>
-        <w:tc>
-          <w:tcPr>
-            <w:tcW w:type="dxa" w:w="4320"/>
-          </w:tcPr>
-          <w:p>
-            <w:r>
-              <w:rPr>
-                <w:b/>
-              </w:rPr>
-              <w:t>内容</w:t>
-            </w:r>
-          </w:p>
-        </w:tc>
-      </w:tr>
-      <w:tr>
-        <w:tc>
-          <w:tcPr>
-            <w:tcW w:type="dxa" w:w="4320"/>
-          </w:tcPr>
-          <w:p>
-            <w:r>
-              <w:rPr>
-                <w:b/>
-              </w:rPr>
-              <w:t>总览表</w:t>
-            </w:r>
-          </w:p>
-        </w:tc>
-        <w:tc>
-          <w:tcPr>
-            <w:tcW w:type="dxa" w:w="4320"/>
-          </w:tcPr>
-          <w:p>
-            <w:r>
-              <w:t>三家公司 银行/库存/往来/票据 的期初·收入·发出·结存汇总</w:t>
-            </w:r>
-          </w:p>
-        </w:tc>
-      </w:tr>
-      <w:tr>
-        <w:tc>
-          <w:tcPr>
-            <w:tcW w:type="dxa" w:w="4320"/>
-          </w:tcPr>
-          <w:p>
-            <w:r>
-              <w:rPr>
-                <w:b/>
-              </w:rPr>
-              <w:t>基础资料</w:t>
-            </w:r>
-          </w:p>
-        </w:tc>
-        <w:tc>
-          <w:tcPr>
-            <w:tcW w:type="dxa" w:w="4320"/>
-          </w:tcPr>
-          <w:p>
-            <w:r>
-              <w:t>商品、客户、供应商、费用类别、银行账户</w:t>
-            </w:r>
-          </w:p>
-        </w:tc>
-      </w:tr>
-      <w:tr>
-        <w:tc>
-          <w:tcPr>
-            <w:tcW w:type="dxa" w:w="4320"/>
-          </w:tcPr>
-          <w:p>
-            <w:r>
-              <w:rPr>
-                <w:b/>
-              </w:rPr>
-              <w:t>采购</w:t>
-            </w:r>
-          </w:p>
-        </w:tc>
-        <w:tc>
-          <w:tcPr>
-            <w:tcW w:type="dxa" w:w="4320"/>
-          </w:tcPr>
-          <w:p>
-            <w:r>
-              <w:t>采购入库、采购发票、付款</w:t>
-            </w:r>
-          </w:p>
-        </w:tc>
-      </w:tr>
-      <w:tr>
-        <w:tc>
-          <w:tcPr>
-            <w:tcW w:type="dxa" w:w="4320"/>
-          </w:tcPr>
-          <w:p>
-            <w:r>
-              <w:rPr>
-                <w:b/>
-              </w:rPr>
-              <w:t>销售</w:t>
-            </w:r>
-          </w:p>
-        </w:tc>
-        <w:tc>
-          <w:tcPr>
-            <w:tcW w:type="dxa" w:w="4320"/>
-          </w:tcPr>
-          <w:p>
-            <w:r>
-              <w:t>销售出库、销售发票、收款</w:t>
-            </w:r>
-          </w:p>
-        </w:tc>
-      </w:tr>
-      <w:tr>
-        <w:tc>
-          <w:tcPr>
-            <w:tcW w:type="dxa" w:w="4320"/>
-          </w:tcPr>
-          <w:p>
-            <w:r>
-              <w:rPr>
-                <w:b/>
-              </w:rPr>
-              <w:t>库存报表</w:t>
-            </w:r>
-          </w:p>
-        </w:tc>
-        <w:tc>
-          <w:tcPr>
-            <w:tcW w:type="dxa" w:w="4320"/>
-          </w:tcPr>
-          <w:p>
-            <w:r>
-              <w:t>各商品结存数量与金额</w:t>
-            </w:r>
-          </w:p>
-        </w:tc>
-      </w:tr>
-      <w:tr>
-        <w:tc>
-          <w:tcPr>
-            <w:tcW w:type="dxa" w:w="4320"/>
-          </w:tcPr>
-          <w:p>
-            <w:r>
-              <w:rPr>
-                <w:b/>
-              </w:rPr>
-              <w:t>查询</w:t>
-            </w:r>
-          </w:p>
-        </w:tc>
-        <w:tc>
-          <w:tcPr>
-            <w:tcW w:type="dxa" w:w="4320"/>
-          </w:tcPr>
-          <w:p>
-            <w:r>
-              <w:t>跨公司组合查询中心</w:t>
-            </w:r>
-          </w:p>
-        </w:tc>
-      </w:tr>
-      <w:tr>
-        <w:tc>
-          <w:tcPr>
-            <w:tcW w:type="dxa" w:w="4320"/>
-          </w:tcPr>
-          <w:p>
-            <w:r>
-              <w:rPr>
-                <w:b/>
-              </w:rPr>
-              <w:t>资金</w:t>
-            </w:r>
-          </w:p>
-        </w:tc>
-        <w:tc>
-          <w:tcPr>
-            <w:tcW w:type="dxa" w:w="4320"/>
-          </w:tcPr>
-          <w:p>
-            <w:r>
-              <w:t>其他收支登记、应收票据、应付票据</w:t>
-            </w:r>
-          </w:p>
-        </w:tc>
-      </w:tr>
-      <w:tr>
-        <w:tc>
-          <w:tcPr>
-            <w:tcW w:type="dxa" w:w="4320"/>
-          </w:tcPr>
-          <w:p>
-            <w:r>
-              <w:rPr>
-                <w:b/>
-              </w:rPr>
-              <w:t>报表</w:t>
-            </w:r>
-          </w:p>
-        </w:tc>
-        <w:tc>
-          <w:tcPr>
-            <w:tcW w:type="dxa" w:w="4320"/>
-          </w:tcPr>
-          <w:p>
-            <w:r>
-              <w:t>各类余额表、日记账、成本表、对账、期初导入</w:t>
-            </w:r>
-          </w:p>
-        </w:tc>
-      </w:tr>
-      <w:tr>
-        <w:tc>
-          <w:tcPr>
-            <w:tcW w:type="dxa" w:w="4320"/>
-          </w:tcPr>
-          <w:p>
-            <w:r>
-              <w:t>右上「</w:t>
-            </w:r>
-            <w:r>
-              <w:rPr>
-                <w:b/>
-              </w:rPr>
-              <w:t>当前账套</w:t>
-            </w:r>
-            <w:r>
-              <w:t>」</w:t>
-            </w:r>
-          </w:p>
-        </w:tc>
-        <w:tc>
-          <w:tcPr>
-            <w:tcW w:type="dxa" w:w="4320"/>
-          </w:tcPr>
-          <w:p>
-            <w:r>
-              <w:t>切换当前操作的公司（C1/C2/C3）</w:t>
-            </w:r>
-          </w:p>
-        </w:tc>
-      </w:tr>
-      <w:tr>
-        <w:tc>
-          <w:tcPr>
-            <w:tcW w:type="dxa" w:w="4320"/>
-          </w:tcPr>
-          <w:p>
-            <w:r>
-              <w:t>右上「</w:t>
-            </w:r>
-            <w:r>
-              <w:rPr>
-                <w:b/>
-              </w:rPr>
-              <w:t>用户名</w:t>
-            </w:r>
-            <w:r>
-              <w:t>」</w:t>
-            </w:r>
-          </w:p>
-        </w:tc>
-        <w:tc>
-          <w:tcPr>
-            <w:tcW w:type="dxa" w:w="4320"/>
-          </w:tcPr>
-          <w:p>
-            <w:r>
-              <w:t>修改密码、用户管理(管理员)、后台管理</w:t>
-            </w:r>
-          </w:p>
-        </w:tc>
-      </w:tr>
-    </w:tbl>
-    <w:p/>
     <w:p>
       <w:pPr>
         <w:ind w:left="240"/>
@@ -535,14 +274,14 @@
           <w:i/>
           <w:color w:val="744210"/>
         </w:rPr>
-        <w:t>操作前先看右上"当前账套"是哪家公司</w:t>
+        <w:t>录单、看报表前先看右上"当前账套"是哪家公司</w:t>
       </w:r>
       <w:r>
         <w:rPr>
           <w:i/>
           <w:color w:val="744210"/>
         </w:rPr>
-        <w:t>。录单、看报表都针对当前账套。切错账套会记到错公司。</w:t>
+        <w:t>。切错账套会记到错公司。</w:t>
       </w:r>
     </w:p>
     <w:p>
@@ -555,82 +294,16 @@
     </w:p>
     <w:p>
       <w:r>
-        <w:t>系统按岗位分角色，看到的菜单/能做的操作不同：</w:t>
+        <w:t>按岗位分角色（总经理/出纳/采购/销售/财务），看到的菜单与能做的操作不同。</w:t>
       </w:r>
-    </w:p>
-    <w:p>
-      <w:pPr>
-        <w:pStyle w:val="ListBullet"/>
-      </w:pPr>
       <w:r>
         <w:rPr>
           <w:b/>
         </w:rPr>
-        <w:t>总经理</w:t>
+        <w:t>佣金及含佣金的报表只有总经理(GM)能看</w:t>
       </w:r>
       <w:r>
-        <w:t>：看全部报表、跨公司总览。</w:t>
-      </w:r>
-    </w:p>
-    <w:p>
-      <w:pPr>
-        <w:pStyle w:val="ListBullet"/>
-      </w:pPr>
-      <w:r>
-        <w:rPr>
-          <w:b/>
-        </w:rPr>
-        <w:t>出纳</w:t>
-      </w:r>
-      <w:r>
-        <w:t>：银行、收付款、票据。</w:t>
-      </w:r>
-    </w:p>
-    <w:p>
-      <w:pPr>
-        <w:pStyle w:val="ListBullet"/>
-      </w:pPr>
-      <w:r>
-        <w:rPr>
-          <w:b/>
-        </w:rPr>
-        <w:t>采购</w:t>
-      </w:r>
-      <w:r>
-        <w:t>：采购入库、采购发票。</w:t>
-      </w:r>
-    </w:p>
-    <w:p>
-      <w:pPr>
-        <w:pStyle w:val="ListBullet"/>
-      </w:pPr>
-      <w:r>
-        <w:rPr>
-          <w:b/>
-        </w:rPr>
-        <w:t>销售</w:t>
-      </w:r>
-      <w:r>
-        <w:t>：销售出库、销售发票。</w:t>
-      </w:r>
-    </w:p>
-    <w:p>
-      <w:pPr>
-        <w:pStyle w:val="ListBullet"/>
-      </w:pPr>
-      <w:r>
-        <w:rPr>
-          <w:b/>
-        </w:rPr>
-        <w:t>财务</w:t>
-      </w:r>
-      <w:r>
-        <w:t>：发票、核销、报表、期初、对账。</w:t>
-      </w:r>
-    </w:p>
-    <w:p>
-      <w:r>
-        <w:t>──────────────────────────────</w:t>
+        <w:t>。</w:t>
       </w:r>
     </w:p>
     <w:p>
@@ -649,80 +322,29 @@
         <w:t>基础资料</w:t>
       </w:r>
       <w:r>
-        <w:t xml:space="preserve"> 菜单下：</w:t>
+        <w:t>菜单：商品、客户、供应商、费用类别、银行账户。每家公司各自维护。</w:t>
       </w:r>
     </w:p>
     <w:p>
-      <w:pPr>
-        <w:pStyle w:val="ListBullet"/>
-      </w:pPr>
       <w:r>
         <w:rPr>
           <w:b/>
         </w:rPr>
-        <w:t>商品</w:t>
+        <w:t>关联企业要点</w:t>
       </w:r>
       <w:r>
-        <w:t>：编码、名称、单位。录入库/出库前必须先建商品。</w:t>
+        <w:t>：客户/供应商若是系统内的关联公司（C1/C2/C3 互相），要在其「对应关联企业」里选上——这样关联交易自动联动、利润表内部抵销才认得出来。</w:t>
       </w:r>
     </w:p>
     <w:p>
-      <w:pPr>
-        <w:pStyle w:val="ListBullet"/>
-      </w:pPr>
       <w:r>
         <w:rPr>
           <w:b/>
         </w:rPr>
-        <w:t>客户 / 供应商</w:t>
+        <w:t>一键复制基础资料到其他公司（管理员）</w:t>
       </w:r>
       <w:r>
-        <w:t>：往来单位主数据。</w:t>
-      </w:r>
-    </w:p>
-    <w:p>
-      <w:pPr>
-        <w:pStyle w:val="ListBullet"/>
-      </w:pPr>
-      <w:r>
-        <w:rPr>
-          <w:b/>
-        </w:rPr>
-        <w:t>银行账户</w:t>
-      </w:r>
-      <w:r>
-        <w:t>：每家公司的银行账户（含期初余额）。</w:t>
-      </w:r>
-    </w:p>
-    <w:p>
-      <w:pPr>
-        <w:pStyle w:val="ListBullet"/>
-      </w:pPr>
-      <w:r>
-        <w:rPr>
-          <w:b/>
-        </w:rPr>
-        <w:t>费用类别</w:t>
-      </w:r>
-      <w:r>
-        <w:t>：采购/销售单上"其他费用"用到的类别（如运费）。</w:t>
-      </w:r>
-    </w:p>
-    <w:p>
-      <w:pPr>
-        <w:ind w:left="240"/>
-      </w:pPr>
-      <w:r>
-        <w:rPr>
-          <w:i/>
-          <w:color w:val="744210"/>
-        </w:rPr>
-        <w:t>每家公司的基础资料各自独立，按"当前账套"维护。</w:t>
-      </w:r>
-    </w:p>
-    <w:p>
-      <w:r>
-        <w:t>──────────────────────────────</w:t>
+        <w:t>：基础资料 ▸ 复制到其他公司。在一家维护好后，把商品/客户/供应商/费用类别一键复制到另两家（编码名称一致；已存在的自动跳过、可反复点）。建议先在 C1 建全 → 复制到 C2/C3。</w:t>
       </w:r>
     </w:p>
     <w:p>
@@ -734,73 +356,17 @@
       </w:r>
     </w:p>
     <w:p>
+      <w:pPr>
+        <w:pStyle w:val="ListNumber"/>
+      </w:pPr>
       <w:r>
         <w:rPr>
           <w:b/>
         </w:rPr>
-        <w:t>第 1 步 采购入库</w:t>
+        <w:t>采购入库</w:t>
       </w:r>
       <w:r>
-        <w:t>（采购 ▸ 采购入库 ▸ 新建入库单）</w:t>
-      </w:r>
-    </w:p>
-    <w:p>
-      <w:pPr>
-        <w:pStyle w:val="ListBullet"/>
-      </w:pPr>
-      <w:r>
-        <w:t>选供应商、日期；</w:t>
-      </w:r>
-    </w:p>
-    <w:p>
-      <w:pPr>
-        <w:pStyle w:val="ListBullet"/>
-      </w:pPr>
-      <w:r>
-        <w:t>商品明细：选商品、填</w:t>
-      </w:r>
-      <w:r>
-        <w:rPr>
-          <w:b/>
-        </w:rPr>
-        <w:t>数量</w:t>
-      </w:r>
-      <w:r>
-        <w:t>和</w:t>
-      </w:r>
-      <w:r>
-        <w:rPr>
-          <w:b/>
-        </w:rPr>
-        <w:t>含税单价</w:t>
-      </w:r>
-      <w:r>
-        <w:t>，系统</w:t>
-      </w:r>
-      <w:r>
-        <w:rPr>
-          <w:b/>
-        </w:rPr>
-        <w:t>自动算</w:t>
-      </w:r>
-      <w:r>
-        <w:t>出含税金额、不含税金额、税额（可手工微调税率）；</w:t>
-      </w:r>
-    </w:p>
-    <w:p>
-      <w:pPr>
-        <w:pStyle w:val="ListBullet"/>
-      </w:pPr>
-      <w:r>
-        <w:t>有运费等可在"其他费用"填（可选择是否计入成本）；</w:t>
-      </w:r>
-    </w:p>
-    <w:p>
-      <w:pPr>
-        <w:pStyle w:val="ListBullet"/>
-      </w:pPr>
-      <w:r>
-        <w:t xml:space="preserve">点 </w:t>
+        <w:t xml:space="preserve">（采购 ▸ 采购入库 ▸ 新建）：选供应商、日期；填数量、含税单价（自动算金额/税额）；点 </w:t>
       </w:r>
       <w:r>
         <w:rPr>
@@ -809,180 +375,44 @@
         <w:t>「保存并过账」</w:t>
       </w:r>
       <w:r>
-        <w:t>（⚠️ 回车不会提交，必须点这个按钮）。</w:t>
+        <w:t>（回车不提交）→ 库存增加、移动加权计成本。</w:t>
       </w:r>
     </w:p>
     <w:p>
       <w:pPr>
-        <w:pStyle w:val="ListBullet"/>
+        <w:pStyle w:val="ListNumber"/>
       </w:pPr>
       <w:r>
-        <w:t>过账后</w:t>
+        <w:rPr>
+          <w:b/>
+        </w:rPr>
+        <w:t>收到发票</w:t>
+      </w:r>
+      <w:r>
+        <w:t>（入库单 ▸「收到发票」）：自动带出明细 → 登记 → 形成应付；全部收票后显示「发票已收」。发票上可填</w:t>
       </w:r>
       <w:r>
         <w:rPr>
           <w:b/>
         </w:rPr>
-        <w:t>库存立即增加</w:t>
+        <w:t>账期(天)</w:t>
       </w:r>
       <w:r>
-        <w:t>，成本按</w:t>
+        <w:t>。</w:t>
       </w:r>
+    </w:p>
+    <w:p>
+      <w:pPr>
+        <w:pStyle w:val="ListNumber"/>
+      </w:pPr>
       <w:r>
         <w:rPr>
           <w:b/>
         </w:rPr>
-        <w:t>移动加权平均</w:t>
+        <w:t>付款</w:t>
       </w:r>
       <w:r>
-        <w:t>计算。</w:t>
-      </w:r>
-    </w:p>
-    <w:p>
-      <w:r>
-        <w:rPr>
-          <w:b/>
-        </w:rPr>
-        <w:t>第 2 步 收到发票</w:t>
-      </w:r>
-      <w:r>
-        <w:t>（入库单列表/详情 ▸「收到发票」）</w:t>
-      </w:r>
-    </w:p>
-    <w:p>
-      <w:pPr>
-        <w:pStyle w:val="ListBullet"/>
-      </w:pPr>
-      <w:r>
-        <w:t>点「收到发票」会跳到采购发票录入页，并</w:t>
-      </w:r>
-      <w:r>
-        <w:rPr>
-          <w:b/>
-        </w:rPr>
-        <w:t>自动带出入库单明细</w:t>
-      </w:r>
-      <w:r>
-        <w:t>；</w:t>
-      </w:r>
-    </w:p>
-    <w:p>
-      <w:pPr>
-        <w:pStyle w:val="ListBullet"/>
-      </w:pPr>
-      <w:r>
-        <w:t>核对后登记 → 自动形成对该供应商的</w:t>
-      </w:r>
-      <w:r>
-        <w:rPr>
-          <w:b/>
-        </w:rPr>
-        <w:t>应付账款</w:t>
-      </w:r>
-      <w:r>
-        <w:t>；</w:t>
-      </w:r>
-    </w:p>
-    <w:p>
-      <w:pPr>
-        <w:pStyle w:val="ListBullet"/>
-      </w:pPr>
-      <w:r>
-        <w:t>当某入库单的货</w:t>
-      </w:r>
-      <w:r>
-        <w:rPr>
-          <w:b/>
-        </w:rPr>
-        <w:t>全部收到发票</w:t>
-      </w:r>
-      <w:r>
-        <w:t>后，列表上会显示「</w:t>
-      </w:r>
-      <w:r>
-        <w:rPr>
-          <w:b/>
-        </w:rPr>
-        <w:t>发票已收</w:t>
-      </w:r>
-      <w:r>
-        <w:t>」。</w:t>
-      </w:r>
-    </w:p>
-    <w:p>
-      <w:pPr>
-        <w:pStyle w:val="ListBullet"/>
-      </w:pPr>
-      <w:r>
-        <w:t xml:space="preserve">还没收到票的，可用报表 </w:t>
-      </w:r>
-      <w:r>
-        <w:rPr>
-          <w:b/>
-        </w:rPr>
-        <w:t>「已入库未收票明细表」</w:t>
-      </w:r>
-      <w:r>
-        <w:t xml:space="preserve"> 查，作为</w:t>
-      </w:r>
-      <w:r>
-        <w:rPr>
-          <w:b/>
-        </w:rPr>
-        <w:t>库存暂估</w:t>
-      </w:r>
-      <w:r>
-        <w:t>依据。</w:t>
-      </w:r>
-    </w:p>
-    <w:p>
-      <w:r>
-        <w:rPr>
-          <w:b/>
-        </w:rPr>
-        <w:t>第 3 步 付款</w:t>
-      </w:r>
-      <w:r>
-        <w:t>（采购 ▸ 付款）</w:t>
-      </w:r>
-    </w:p>
-    <w:p>
-      <w:pPr>
-        <w:pStyle w:val="ListBullet"/>
-      </w:pPr>
-      <w:r>
-        <w:t xml:space="preserve">登记付款 → </w:t>
-      </w:r>
-      <w:r>
-        <w:rPr>
-          <w:b/>
-        </w:rPr>
-        <w:t>自动生成银行存款日记账</w:t>
-      </w:r>
-      <w:r>
-        <w:t>（银行存款减少）；</w:t>
-      </w:r>
-    </w:p>
-    <w:p>
-      <w:pPr>
-        <w:pStyle w:val="ListBullet"/>
-      </w:pPr>
-      <w:r>
-        <w:t>在付款详情里可把这笔款</w:t>
-      </w:r>
-      <w:r>
-        <w:rPr>
-          <w:b/>
-        </w:rPr>
-        <w:t>核销</w:t>
-      </w:r>
-      <w:r>
-        <w:t>到具体的采购发票（支持部分核销）。</w:t>
-      </w:r>
-    </w:p>
-    <w:p>
-      <w:r>
-        <w:t>──────────────────────────────</w:t>
+        <w:t>（采购 ▸ 付款）：登记付款 → 自动生成银行日记账；详情里核销到具体发票（可部分、可超额）。</w:t>
       </w:r>
     </w:p>
     <w:p>
@@ -994,14 +424,62 @@
       </w:r>
     </w:p>
     <w:p>
+      <w:pPr>
+        <w:pStyle w:val="ListNumber"/>
+      </w:pPr>
       <w:r>
         <w:rPr>
           <w:b/>
         </w:rPr>
-        <w:t>第 1 步 销售出库</w:t>
+        <w:t>销售出库</w:t>
       </w:r>
       <w:r>
-        <w:t>（销售 ▸ 销售出库 ▸ 新建出库单）</w:t>
+        <w:t>（销售 ▸ 销售出库 ▸ 新建）：选客户、日期、数量、含税单价 →「保存并过账」→ 库存减少、按移动加权结转成本。</w:t>
+      </w:r>
+    </w:p>
+    <w:p>
+      <w:pPr>
+        <w:pStyle w:val="ListNumber"/>
+      </w:pPr>
+      <w:r>
+        <w:rPr>
+          <w:b/>
+        </w:rPr>
+        <w:t>开具发票</w:t>
+      </w:r>
+      <w:r>
+        <w:t>（出库单 ▸「开具发票」）：带出明细 → 形成应收；全部开票后显示「发票已开具」。可填</w:t>
+      </w:r>
+      <w:r>
+        <w:rPr>
+          <w:b/>
+        </w:rPr>
+        <w:t>账期(天)</w:t>
+      </w:r>
+      <w:r>
+        <w:t>。</w:t>
+      </w:r>
+    </w:p>
+    <w:p>
+      <w:pPr>
+        <w:pStyle w:val="ListNumber"/>
+      </w:pPr>
+      <w:r>
+        <w:rPr>
+          <w:b/>
+        </w:rPr>
+        <w:t>收款</w:t>
+      </w:r>
+      <w:r>
+        <w:t>（销售 ▸ 收款）：自动生成银行日记账；详情里核销到发票。</w:t>
+      </w:r>
+    </w:p>
+    <w:p>
+      <w:pPr>
+        <w:pStyle w:val="Heading2"/>
+      </w:pPr>
+      <w:r>
+        <w:t>1.6 账期与逾期</w:t>
       </w:r>
     </w:p>
     <w:p>
@@ -1009,7 +487,25 @@
         <w:pStyle w:val="ListBullet"/>
       </w:pPr>
       <w:r>
-        <w:t>选客户、日期；商品明细填数量、含税单价（自动算金额/税额）；</w:t>
+        <w:t>采购/销售发票录入有「</w:t>
+      </w:r>
+      <w:r>
+        <w:rPr>
+          <w:b/>
+        </w:rPr>
+        <w:t>账期(天)</w:t>
+      </w:r>
+      <w:r>
+        <w:t>」：0=即期；</w:t>
+      </w:r>
+      <w:r>
+        <w:rPr>
+          <w:b/>
+        </w:rPr>
+        <w:t>到期日 = 开票日 + 账期</w:t>
+      </w:r>
+      <w:r>
+        <w:t>。</w:t>
       </w:r>
     </w:p>
     <w:p>
@@ -1017,36 +513,16 @@
         <w:pStyle w:val="ListBullet"/>
       </w:pPr>
       <w:r>
-        <w:t xml:space="preserve">点 </w:t>
+        <w:t>发票详情显示到期日，过期未结显示</w:t>
       </w:r>
       <w:r>
         <w:rPr>
           <w:b/>
         </w:rPr>
-        <w:t>「保存并过账」</w:t>
-      </w:r>
-      <w:r>
-        <w:t xml:space="preserve"> → 库存立即减少，并按移动加权</w:t>
-      </w:r>
-      <w:r>
-        <w:rPr>
-          <w:b/>
-        </w:rPr>
-        <w:t>结转销售成本</w:t>
+        <w:t>「已逾期」</w:t>
       </w:r>
       <w:r>
         <w:t>。</w:t>
-      </w:r>
-    </w:p>
-    <w:p>
-      <w:r>
-        <w:rPr>
-          <w:b/>
-        </w:rPr>
-        <w:t>第 2 步 开具发票</w:t>
-      </w:r>
-      <w:r>
-        <w:t>（出库单列表/详情 ▸「开具发票」）</w:t>
       </w:r>
     </w:p>
     <w:p>
@@ -1054,91 +530,16 @@
         <w:pStyle w:val="ListBullet"/>
       </w:pPr>
       <w:r>
-        <w:t>自动带出出库明细（含数量与成本关联）→ 登记 → 形成对该客户的</w:t>
+        <w:t>逾期可在报表「</w:t>
       </w:r>
       <w:r>
         <w:rPr>
           <w:b/>
         </w:rPr>
-        <w:t>应收账款</w:t>
+        <w:t>逾期明细表</w:t>
       </w:r>
       <w:r>
-        <w:t>；</w:t>
-      </w:r>
-    </w:p>
-    <w:p>
-      <w:pPr>
-        <w:pStyle w:val="ListBullet"/>
-      </w:pPr>
-      <w:r>
-        <w:t>全部开票后显示「</w:t>
-      </w:r>
-      <w:r>
-        <w:rPr>
-          <w:b/>
-        </w:rPr>
-        <w:t>发票已开具</w:t>
-      </w:r>
-      <w:r>
-        <w:t>」；</w:t>
-      </w:r>
-    </w:p>
-    <w:p>
-      <w:pPr>
-        <w:pStyle w:val="ListBullet"/>
-      </w:pPr>
-      <w:r>
-        <w:t xml:space="preserve">未开票的可用 </w:t>
-      </w:r>
-      <w:r>
-        <w:rPr>
-          <w:b/>
-        </w:rPr>
-        <w:t>「已出库未开票明细表」</w:t>
-      </w:r>
-      <w:r>
-        <w:t xml:space="preserve"> 查。</w:t>
-      </w:r>
-    </w:p>
-    <w:p>
-      <w:r>
-        <w:rPr>
-          <w:b/>
-        </w:rPr>
-        <w:t>第 3 步 收款</w:t>
-      </w:r>
-      <w:r>
-        <w:t>（销售 ▸ 收款）</w:t>
-      </w:r>
-    </w:p>
-    <w:p>
-      <w:pPr>
-        <w:pStyle w:val="ListBullet"/>
-      </w:pPr>
-      <w:r>
-        <w:t>登记收款 → 自动生成银行日记账（银行存款增加）；</w:t>
-      </w:r>
-    </w:p>
-    <w:p>
-      <w:pPr>
-        <w:pStyle w:val="ListBullet"/>
-      </w:pPr>
-      <w:r>
-        <w:t>在收款详情里</w:t>
-      </w:r>
-      <w:r>
-        <w:rPr>
-          <w:b/>
-        </w:rPr>
-        <w:t>核销</w:t>
-      </w:r>
-      <w:r>
-        <w:t>到具体销售发票。</w:t>
-      </w:r>
-    </w:p>
-    <w:p>
-      <w:r>
-        <w:t>──────────────────────────────</w:t>
+        <w:t>」「应收/应付账款余额表（含账龄）」查看。</w:t>
       </w:r>
     </w:p>
     <w:p>
@@ -1146,43 +547,21 @@
         <w:pStyle w:val="Heading2"/>
       </w:pPr>
       <w:r>
-        <w:t>1.6 关联交易自动联动（三家公司之间）</w:t>
+        <w:t>1.7 费用（佣金/销售/管理/财务费用）</w:t>
       </w:r>
     </w:p>
     <w:p>
       <w:r>
-        <w:t>当一家公司</w:t>
+        <w:t xml:space="preserve">顶部 </w:t>
       </w:r>
       <w:r>
         <w:rPr>
           <w:b/>
         </w:rPr>
-        <w:t>销售出库</w:t>
+        <w:t>费用</w:t>
       </w:r>
       <w:r>
-        <w:t>给关联公司时，系统会在对方公司</w:t>
-      </w:r>
-      <w:r>
-        <w:rPr>
-          <w:b/>
-        </w:rPr>
-        <w:t>自动生成对应的采购入库单</w:t>
-      </w:r>
-      <w:r>
-        <w:t>（镜像），无需双方各录一遍。源单作废时，镜像单也会联动作废并反冲库存。</w:t>
-      </w:r>
-    </w:p>
-    <w:p>
-      <w:r>
-        <w:t>──────────────────────────────</w:t>
-      </w:r>
-    </w:p>
-    <w:p>
-      <w:pPr>
-        <w:pStyle w:val="Heading2"/>
-      </w:pPr>
-      <w:r>
-        <w:t>1.7 资金与票据</w:t>
+        <w:t xml:space="preserve"> 菜单：</w:t>
       </w:r>
     </w:p>
     <w:p>
@@ -1193,10 +572,10 @@
         <w:rPr>
           <w:b/>
         </w:rPr>
-        <w:t>其他收支登记</w:t>
+        <w:t>佣金</w:t>
       </w:r>
       <w:r>
-        <w:t>（资金 ▸ 其他收支登记）：与发票无关的零星银行收支（手续费、利息等）。</w:t>
+        <w:t>（仅总经理）：录入日期、客户、产品、人员、金额、备注；总经理专属，其他角色看不到。</w:t>
       </w:r>
     </w:p>
     <w:p>
@@ -1207,10 +586,78 @@
         <w:rPr>
           <w:b/>
         </w:rPr>
-        <w:t>应收票据 / 应付票据</w:t>
+        <w:t>销售费用 / 管理费用 / 财务费用</w:t>
       </w:r>
       <w:r>
-        <w:t>（资金菜单）：登记收到/开出的票据；可冲应收、背书抵应付。</w:t>
+        <w:t>：同样的录入界面（总经理/财务/出纳可用）。</w:t>
+      </w:r>
+    </w:p>
+    <w:p>
+      <w:pPr>
+        <w:pStyle w:val="Heading2"/>
+      </w:pPr>
+      <w:r>
+        <w:t>1.8 关联交易自动联动（三家公司之间）</w:t>
+      </w:r>
+    </w:p>
+    <w:p>
+      <w:r>
+        <w:t>一家公司销售出库给关联公司（客户的"对应关联企业"已设）时，系统会在对方公司</w:t>
+      </w:r>
+      <w:r>
+        <w:rPr>
+          <w:b/>
+        </w:rPr>
+        <w:t>自动生成采购入库单</w:t>
+      </w:r>
+      <w:r>
+        <w:t>（镜像），并自动带上代表本公司的供应商。源单作废会联动作废。商品按编码在对方自动配齐。</w:t>
+      </w:r>
+    </w:p>
+    <w:p>
+      <w:pPr>
+        <w:pStyle w:val="Heading2"/>
+      </w:pPr>
+      <w:r>
+        <w:t>1.9 资金与票据</w:t>
+      </w:r>
+    </w:p>
+    <w:p>
+      <w:r>
+        <w:t>资金菜单：其他收支登记、应收票据、应付票据。银行对账在「报表 ▸ 银行存款日记账 ▸ 银行对账」。</w:t>
+      </w:r>
+    </w:p>
+    <w:p>
+      <w:pPr>
+        <w:pStyle w:val="Heading2"/>
+      </w:pPr>
+      <w:r>
+        <w:t>1.10 修改 / 作废单据（规则）</w:t>
+      </w:r>
+    </w:p>
+    <w:p>
+      <w:pPr>
+        <w:pStyle w:val="ListBullet"/>
+      </w:pPr>
+      <w:r>
+        <w:t>采购入库 / 销售出库有「修改」「作废」：</w:t>
+      </w:r>
+      <w:r>
+        <w:rPr>
+          <w:b/>
+        </w:rPr>
+        <w:t>本人或管理员 + 本月内 + 未被下游引用</w:t>
+      </w:r>
+      <w:r>
+        <w:t>。</w:t>
+      </w:r>
+    </w:p>
+    <w:p>
+      <w:pPr>
+        <w:pStyle w:val="ListBullet"/>
+      </w:pPr>
+      <w:r>
+        <w:t>发票可「作废」；销售发票可「修改」。</w:t>
       </w:r>
     </w:p>
     <w:p>
@@ -1221,10 +668,37 @@
         <w:rPr>
           <w:b/>
         </w:rPr>
-        <w:t>银行对账</w:t>
+        <w:t>可填负数（红字）发票</w:t>
       </w:r>
       <w:r>
-        <w:t>（报表 ▸ 银行存款日记账 ▸ 银行对账）：导入银行流水核对。</w:t>
+        <w:t>：金额可正可负（退货红冲），不能为 0；核销也可超过发票额（预收/预付）→ 应收/应付可为负。</w:t>
+      </w:r>
+    </w:p>
+    <w:p>
+      <w:pPr>
+        <w:pStyle w:val="ListBullet"/>
+      </w:pPr>
+      <w:r>
+        <w:rPr>
+          <w:b/>
+        </w:rPr>
+        <w:t>库存可为负</w:t>
+      </w:r>
+      <w:r>
+        <w:t>：销售出库可超过结存（先出后入），结存可负。</w:t>
+      </w:r>
+    </w:p>
+    <w:p>
+      <w:pPr>
+        <w:pStyle w:val="Heading2"/>
+      </w:pPr>
+      <w:r>
+        <w:t>1.11 修改自己的密码</w:t>
+      </w:r>
+    </w:p>
+    <w:p>
+      <w:r>
+        <w:t>右上「用户名 ▸ 修改密码」。</w:t>
       </w:r>
     </w:p>
     <w:p>
@@ -1234,15 +708,15 @@
     </w:p>
     <w:p>
       <w:pPr>
-        <w:pStyle w:val="Heading2"/>
+        <w:pStyle w:val="Heading1"/>
       </w:pPr>
       <w:r>
-        <w:t>1.8 报表（都支持多公司联合查询 + 导出 Excel）</w:t>
+        <w:t>二、报表（多数支持多公司联合查询 + 导出 Excel）</w:t>
       </w:r>
     </w:p>
     <w:p>
       <w:r>
-        <w:t>报表菜单各表用途：</w:t>
+        <w:t>报表菜单各表：</w:t>
       </w:r>
     </w:p>
     <w:tbl>
@@ -1300,7 +774,7 @@
           </w:tcPr>
           <w:p>
             <w:r>
-              <w:t>银行/库存/应收/应付 各账户期初·本期增减·期末</w:t>
+              <w:t>银行/库存/应收/应付各账户 期初·本期增减·期末</w:t>
             </w:r>
           </w:p>
         </w:tc>
@@ -1322,7 +796,7 @@
           </w:tcPr>
           <w:p>
             <w:r>
-              <w:t>每个银行账户逐笔收支与余额（账户可选"全部账户"）</w:t>
+              <w:t>各银行账户逐笔收支与余额（账户可选"全部账户"）</w:t>
             </w:r>
           </w:p>
         </w:tc>
@@ -1344,13 +818,16 @@
           </w:tcPr>
           <w:p>
             <w:r>
-              <w:t>各供应商欠款：期初/本期增加/本期减少/期末；</w:t>
+              <w:t xml:space="preserve">各供应商：期初/增/减/期末 + </w:t>
             </w:r>
             <w:r>
               <w:rPr>
                 <w:b/>
               </w:rPr>
-              <w:t>点供应商名进明细账</w:t>
+              <w:t>逾期金额 + 账龄</w:t>
+            </w:r>
+            <w:r>
+              <w:t>；点名进明细账</w:t>
             </w:r>
           </w:p>
         </w:tc>
@@ -1372,13 +849,29 @@
           </w:tcPr>
           <w:p>
             <w:r>
-              <w:t>各客户应收：同上；</w:t>
+              <w:t>各客户：同上 + 逾期/账龄；点名进明细账</w:t>
             </w:r>
+          </w:p>
+        </w:tc>
+      </w:tr>
+      <w:tr>
+        <w:tc>
+          <w:tcPr>
+            <w:tcW w:type="dxa" w:w="4320"/>
+          </w:tcPr>
+          <w:p>
             <w:r>
-              <w:rPr>
-                <w:b/>
-              </w:rPr>
-              <w:t>点客户名进明细账</w:t>
+              <w:t>逾期明细表</w:t>
+            </w:r>
+          </w:p>
+        </w:tc>
+        <w:tc>
+          <w:tcPr>
+            <w:tcW w:type="dxa" w:w="4320"/>
+          </w:tcPr>
+          <w:p>
+            <w:r>
+              <w:t>逐张逾期发票（应收/应付）+ 逾期天数 + 账龄段</w:t>
             </w:r>
           </w:p>
         </w:tc>
@@ -1400,7 +893,16 @@
           </w:tcPr>
           <w:p>
             <w:r>
-              <w:t>销售收入与对应成本、毛利</w:t>
+              <w:t>销售收入、成本、毛利（按出库表含</w:t>
+            </w:r>
+            <w:r>
+              <w:rPr>
+                <w:b/>
+              </w:rPr>
+              <w:t>佣金列</w:t>
+            </w:r>
+            <w:r>
+              <w:t>，仅总经理）</w:t>
             </w:r>
           </w:p>
         </w:tc>
@@ -1412,7 +914,10 @@
           </w:tcPr>
           <w:p>
             <w:r>
-              <w:t>已出库未开票明细表</w:t>
+              <w:rPr>
+                <w:b/>
+              </w:rPr>
+              <w:t>客户销售分析表（出库）</w:t>
             </w:r>
           </w:p>
         </w:tc>
@@ -1422,7 +927,7 @@
           </w:tcPr>
           <w:p>
             <w:r>
-              <w:t>出库了但还没开发票的（核对开票）</w:t>
+              <w:t>按客户[/产品] 销售数量/收入/成本/佣金/毛利率；可勾"按产品明细"，有客户小计、公司合计</w:t>
             </w:r>
           </w:p>
         </w:tc>
@@ -1434,7 +939,13 @@
           </w:tcPr>
           <w:p>
             <w:r>
-              <w:t>已入库未收票明细表</w:t>
+              <w:rPr>
+                <w:b/>
+              </w:rPr>
+              <w:t>管理利润表（出库）</w:t>
+            </w:r>
+            <w:r>
+              <w:t>（仅总经理）</w:t>
             </w:r>
           </w:p>
         </w:tc>
@@ -1444,7 +955,13 @@
           </w:tcPr>
           <w:p>
             <w:r>
-              <w:t>入库了但还没收到票的（库存暂估依据）</w:t>
+              <w:t>每公司本期/本年 收入-成本-佣金-利润；可勾</w:t>
+            </w:r>
+            <w:r>
+              <w:rPr>
+                <w:b/>
+              </w:rPr>
+              <w:t>内部交易抵销</w:t>
             </w:r>
           </w:p>
         </w:tc>
@@ -1456,7 +973,10 @@
           </w:tcPr>
           <w:p>
             <w:r>
-              <w:t>票据余额表</w:t>
+              <w:rPr>
+                <w:b/>
+              </w:rPr>
+              <w:t>剩余发票额度查询</w:t>
             </w:r>
           </w:p>
         </w:tc>
@@ -1466,7 +986,7 @@
           </w:tcPr>
           <w:p>
             <w:r>
-              <w:t>在手未用的应收/应付票据</w:t>
+              <w:t>各公司 本年开票/本月开票/额度/剩余可开（不含税）</w:t>
             </w:r>
           </w:p>
         </w:tc>
@@ -1478,7 +998,7 @@
           </w:tcPr>
           <w:p>
             <w:r>
-              <w:t>借调往来余额表</w:t>
+              <w:t>费用汇总表</w:t>
             </w:r>
           </w:p>
         </w:tc>
@@ -1488,7 +1008,51 @@
           </w:tcPr>
           <w:p>
             <w:r>
-              <w:t>关联公司间借调往来</w:t>
+              <w:t>按 类别 + 维度(月/人员/客户/产品) 汇总（佣金类仅总经理）</w:t>
+            </w:r>
+          </w:p>
+        </w:tc>
+      </w:tr>
+      <w:tr>
+        <w:tc>
+          <w:tcPr>
+            <w:tcW w:type="dxa" w:w="4320"/>
+          </w:tcPr>
+          <w:p>
+            <w:r>
+              <w:t>已出库未开票 / 已入库未收票明细表</w:t>
+            </w:r>
+          </w:p>
+        </w:tc>
+        <w:tc>
+          <w:tcPr>
+            <w:tcW w:type="dxa" w:w="4320"/>
+          </w:tcPr>
+          <w:p>
+            <w:r>
+              <w:t>开票/收票核对、库存暂估依据</w:t>
+            </w:r>
+          </w:p>
+        </w:tc>
+      </w:tr>
+      <w:tr>
+        <w:tc>
+          <w:tcPr>
+            <w:tcW w:type="dxa" w:w="4320"/>
+          </w:tcPr>
+          <w:p>
+            <w:r>
+              <w:t>票据余额表 / 借调往来余额表</w:t>
+            </w:r>
+          </w:p>
+        </w:tc>
+        <w:tc>
+          <w:tcPr>
+            <w:tcW w:type="dxa" w:w="4320"/>
+          </w:tcPr>
+          <w:p>
+            <w:r>
+              <w:t>在手票据 / 关联借调往来</w:t>
             </w:r>
           </w:p>
         </w:tc>
@@ -1510,7 +1074,29 @@
           </w:tcPr>
           <w:p>
             <w:r>
-              <w:t>月末勾稽与历史留存</w:t>
+              <w:t>月末勾稽与留存</w:t>
+            </w:r>
+          </w:p>
+        </w:tc>
+      </w:tr>
+      <w:tr>
+        <w:tc>
+          <w:tcPr>
+            <w:tcW w:type="dxa" w:w="4320"/>
+          </w:tcPr>
+          <w:p>
+            <w:r>
+              <w:t>期初导入</w:t>
+            </w:r>
+          </w:p>
+        </w:tc>
+        <w:tc>
+          <w:tcPr>
+            <w:tcW w:type="dxa" w:w="4320"/>
+          </w:tcPr>
+          <w:p>
+            <w:r>
+              <w:t>见 1.12</w:t>
             </w:r>
           </w:p>
         </w:tc>
@@ -1518,11 +1104,8 @@
     </w:tbl>
     <w:p/>
     <w:p>
-      <w:pPr>
-        <w:pStyle w:val="ListBullet"/>
-      </w:pPr>
       <w:r>
-        <w:t>每张报表上方可勾选</w:t>
+        <w:t>通用：报表上方勾选</w:t>
       </w:r>
       <w:r>
         <w:rPr>
@@ -1540,29 +1123,27 @@
         <w:t>日期区间</w:t>
       </w:r>
       <w:r>
-        <w:t>，点「查询」。</w:t>
+        <w:t>；金额两位小数+千分位；右上「导出 Excel」带集团/公司抬头与 logo。</w:t>
       </w:r>
     </w:p>
     <w:p>
       <w:pPr>
-        <w:pStyle w:val="ListBullet"/>
+        <w:ind w:left="240"/>
       </w:pPr>
       <w:r>
-        <w:t>右上「</w:t>
+        <w:rPr>
+          <w:b/>
+          <w:i/>
+          <w:color w:val="744210"/>
+        </w:rPr>
+        <w:t>开票额度</w:t>
       </w:r>
       <w:r>
         <w:rPr>
-          <w:b/>
+          <w:i/>
+          <w:color w:val="744210"/>
         </w:rPr>
-        <w:t>导出 Excel</w:t>
-      </w:r>
-      <w:r>
-        <w:t>」可下载（带表头、编制单位、期间、合计）。</w:t>
-      </w:r>
-    </w:p>
-    <w:p>
-      <w:r>
-        <w:t>──────────────────────────────</w:t>
+        <w:t>：先在「基础资料 ▸ 开具发票额度录入」给各公司录每月额度，再用「剩余发票额度查询」看本月还能开多少。</w:t>
       </w:r>
     </w:p>
     <w:p>
@@ -1570,18 +1151,12 @@
         <w:pStyle w:val="Heading2"/>
       </w:pPr>
       <w:r>
-        <w:t>1.9 期初导入（首次启用时）</w:t>
+        <w:t>1.12 期初导入与启用锁定（首次启用时）</w:t>
       </w:r>
     </w:p>
     <w:p>
       <w:r>
-        <w:rPr>
-          <w:b/>
-        </w:rPr>
-        <w:t>报表 ▸ 期初导入</w:t>
-      </w:r>
-      <w:r>
-        <w:t>：</w:t>
+        <w:t>报表 ▸ 期初导入：</w:t>
       </w:r>
     </w:p>
     <w:p>
@@ -1589,7 +1164,16 @@
         <w:pStyle w:val="ListNumber"/>
       </w:pPr>
       <w:r>
-        <w:t>下载模板（一个 Excel 工作簿，含银行/库存/应收/应付等多个 Sheet）；</w:t>
+        <w:t>「下载模板」（一个 Excel 多 Sheet）→ 各 Sheet 填好（库存为数量+金额；各类金额</w:t>
+      </w:r>
+      <w:r>
+        <w:rPr>
+          <w:b/>
+        </w:rPr>
+        <w:t>可填负数</w:t>
+      </w:r>
+      <w:r>
+        <w:t>）→ 上传导入。</w:t>
       </w:r>
     </w:p>
     <w:p>
@@ -1597,7 +1181,25 @@
         <w:pStyle w:val="ListNumber"/>
       </w:pPr>
       <w:r>
-        <w:t>按 Sheet 填好各公司期初数据（库存填数量+金额）；</w:t>
+        <w:t>录错了？</w:t>
+      </w:r>
+      <w:r>
+        <w:rPr>
+          <w:b/>
+        </w:rPr>
+        <w:t>未启用</w:t>
+      </w:r>
+      <w:r>
+        <w:t>时点「</w:t>
+      </w:r>
+      <w:r>
+        <w:rPr>
+          <w:b/>
+        </w:rPr>
+        <w:t>清空期初</w:t>
+      </w:r>
+      <w:r>
+        <w:t>」（仅设置阶段、还没日常业务时）→ 改好 Excel → 重新导入。</w:t>
       </w:r>
     </w:p>
     <w:p>
@@ -1605,7 +1207,25 @@
         <w:pStyle w:val="ListNumber"/>
       </w:pPr>
       <w:r>
-        <w:t>上传导入。</w:t>
+        <w:t>核对无误 → 点「</w:t>
+      </w:r>
+      <w:r>
+        <w:rPr>
+          <w:b/>
+        </w:rPr>
+        <w:t>启用期初（锁定）</w:t>
+      </w:r>
+      <w:r>
+        <w:t>」。锁定后期初不可改/重导；需修改由</w:t>
+      </w:r>
+      <w:r>
+        <w:rPr>
+          <w:b/>
+        </w:rPr>
+        <w:t>管理员</w:t>
+      </w:r>
+      <w:r>
+        <w:t>「解锁期初」。</w:t>
       </w:r>
     </w:p>
     <w:p>
@@ -1617,146 +1237,7 @@
           <w:i/>
           <w:color w:val="744210"/>
         </w:rPr>
-        <w:t>期初基准日：2026-06-01。期初导入一般由财务在启用时做一次。</w:t>
-      </w:r>
-    </w:p>
-    <w:p>
-      <w:r>
-        <w:t>──────────────────────────────</w:t>
-      </w:r>
-    </w:p>
-    <w:p>
-      <w:pPr>
-        <w:pStyle w:val="Heading2"/>
-      </w:pPr>
-      <w:r>
-        <w:t>1.10 修改 / 作废单据（重要规则）</w:t>
-      </w:r>
-    </w:p>
-    <w:p>
-      <w:pPr>
-        <w:pStyle w:val="ListBullet"/>
-      </w:pPr>
-      <w:r>
-        <w:rPr>
-          <w:b/>
-        </w:rPr>
-        <w:t>采购入库 / 销售出库</w:t>
-      </w:r>
-      <w:r>
-        <w:t>：详情页有「</w:t>
-      </w:r>
-      <w:r>
-        <w:rPr>
-          <w:b/>
-        </w:rPr>
-        <w:t>修改</w:t>
-      </w:r>
-      <w:r>
-        <w:t>」「作废」。可改条件：</w:t>
-      </w:r>
-      <w:r>
-        <w:rPr>
-          <w:b/>
-        </w:rPr>
-        <w:t>本人或管理员</w:t>
-      </w:r>
-      <w:r>
-        <w:t xml:space="preserve"> + </w:t>
-      </w:r>
-      <w:r>
-        <w:rPr>
-          <w:b/>
-        </w:rPr>
-        <w:t>本月内</w:t>
-      </w:r>
-      <w:r>
-        <w:t xml:space="preserve"> + </w:t>
-      </w:r>
-      <w:r>
-        <w:rPr>
-          <w:b/>
-        </w:rPr>
-        <w:t>未被下游引用</w:t>
-      </w:r>
-      <w:r>
-        <w:t>（已开票/已镜像的不能直接改）。</w:t>
-      </w:r>
-    </w:p>
-    <w:p>
-      <w:pPr>
-        <w:pStyle w:val="ListBullet"/>
-      </w:pPr>
-      <w:r>
-        <w:rPr>
-          <w:b/>
-        </w:rPr>
-        <w:t>发票</w:t>
-      </w:r>
-      <w:r>
-        <w:t>：可「作废」；销售发票可「修改」重新关联出库单。</w:t>
-      </w:r>
-    </w:p>
-    <w:p>
-      <w:pPr>
-        <w:pStyle w:val="ListBullet"/>
-      </w:pPr>
-      <w:r>
-        <w:t xml:space="preserve">⚠️ </w:t>
-      </w:r>
-      <w:r>
-        <w:rPr>
-          <w:b/>
-        </w:rPr>
-        <w:t>移动加权特别提醒</w:t>
-      </w:r>
-      <w:r>
-        <w:t>：如果一批入库的货</w:t>
-      </w:r>
-      <w:r>
-        <w:rPr>
-          <w:b/>
-        </w:rPr>
-        <w:t>已经被后续出库卖掉一部分</w:t>
-      </w:r>
-      <w:r>
-        <w:t>，这张入库单就</w:t>
-      </w:r>
-      <w:r>
-        <w:rPr>
-          <w:b/>
-        </w:rPr>
-        <w:t>不能直接改/作废</w:t>
-      </w:r>
-      <w:r>
-        <w:t>了（系统会提示"已被后续出库消耗"）。需要先</w:t>
-      </w:r>
-      <w:r>
-        <w:rPr>
-          <w:b/>
-        </w:rPr>
-        <w:t>作废相关的出库单</w:t>
-      </w:r>
-      <w:r>
-        <w:t>，再回来改入库单。这是移动加权成本核算的正常限制，不是故障。</w:t>
-      </w:r>
-    </w:p>
-    <w:p>
-      <w:r>
-        <w:t>──────────────────────────────</w:t>
-      </w:r>
-    </w:p>
-    <w:p>
-      <w:pPr>
-        <w:pStyle w:val="Heading2"/>
-      </w:pPr>
-      <w:r>
-        <w:t>1.11 修改自己的密码</w:t>
-      </w:r>
-    </w:p>
-    <w:p>
-      <w:r>
-        <w:t>右上「用户名 ▸ 修改密码」，输旧密码 + 新密码两遍即可。</w:t>
+        <w:t>启用日 2026-06-01。期初数据在总览/余额表里始终算"期初"列。</w:t>
       </w:r>
     </w:p>
     <w:p>
@@ -1769,7 +1250,7 @@
         <w:pStyle w:val="Heading1"/>
       </w:pPr>
       <w:r>
-        <w:t>二、管理员运维（系统管理员看）</w:t>
+        <w:t>三、管理员运维</w:t>
       </w:r>
     </w:p>
     <w:p>
@@ -1811,7 +1292,7 @@
           <w:i/>
           <w:color w:val="744210"/>
         </w:rPr>
-        <w:t>。  代码目录：</w:t>
+        <w:t xml:space="preserve">，代码在 </w:t>
       </w:r>
       <w:r>
         <w:rPr>
@@ -1826,36 +1307,6 @@
           <w:i/>
           <w:color w:val="744210"/>
         </w:rPr>
-        <w:t>。命令都在</w:t>
-      </w:r>
-      <w:r>
-        <w:rPr>
-          <w:b/>
-          <w:i/>
-          <w:color w:val="744210"/>
-        </w:rPr>
-        <w:t>管理员 PowerShell</w:t>
-      </w:r>
-      <w:r>
-        <w:rPr>
-          <w:i/>
-          <w:color w:val="744210"/>
-        </w:rPr>
-        <w:t xml:space="preserve">里、先 </w:t>
-      </w:r>
-      <w:r>
-        <w:rPr>
-          <w:rFonts w:ascii="Consolas" w:hAnsi="Consolas"/>
-          <w:i/>
-          <w:color w:val="744210"/>
-        </w:rPr>
-        <w:t>cd C:\inventory-erp</w:t>
-      </w:r>
-      <w:r>
-        <w:rPr>
-          <w:i/>
-          <w:color w:val="744210"/>
-        </w:rPr>
         <w:t>。</w:t>
       </w:r>
     </w:p>
@@ -1864,7 +1315,101 @@
         <w:pStyle w:val="Heading2"/>
       </w:pPr>
       <w:r>
-        <w:t>2.1 服务管理（开机自启服务名 InventoryERP）</w:t>
+        <w:t>3.1 远程维护（不用到现场）</w:t>
+      </w:r>
+    </w:p>
+    <w:p>
+      <w:pPr>
+        <w:pStyle w:val="ListBullet"/>
+      </w:pPr>
+      <w:r>
+        <w:rPr>
+          <w:b/>
+        </w:rPr>
+        <w:t>向日葵</w:t>
+      </w:r>
+      <w:r>
+        <w:t>（已装）：手机/电脑用同一贝锐账号连台式机桌面，像坐在机器前一样操作。</w:t>
+      </w:r>
+    </w:p>
+    <w:p>
+      <w:pPr>
+        <w:pStyle w:val="ListBullet"/>
+      </w:pPr>
+      <w:r>
+        <w:t xml:space="preserve">也可在公司内网用 Windows 远程桌面连 </w:t>
+      </w:r>
+      <w:r>
+        <w:rPr>
+          <w:rFonts w:ascii="Consolas" w:hAnsi="Consolas"/>
+          <w:color w:val="C026D3"/>
+        </w:rPr>
+        <w:t>192.168.10.245</w:t>
+      </w:r>
+      <w:r>
+        <w:t>。</w:t>
+      </w:r>
+    </w:p>
+    <w:p>
+      <w:pPr>
+        <w:pStyle w:val="Heading2"/>
+      </w:pPr>
+      <w:r>
+        <w:t>3.2 一键更新 / 备份（管理员 PowerShell，目录 C:\inventory-erp）</w:t>
+      </w:r>
+    </w:p>
+    <w:p>
+      <w:pPr>
+        <w:pStyle w:val="ListBullet"/>
+      </w:pPr>
+      <w:r>
+        <w:rPr>
+          <w:b/>
+        </w:rPr>
+        <w:t>更新</w:t>
+      </w:r>
+      <w:r>
+        <w:t xml:space="preserve">（开发者改了功能后）：右键 </w:t>
+      </w:r>
+      <w:r>
+        <w:rPr>
+          <w:b/>
+        </w:rPr>
+        <w:t>`update.bat` → 以管理员身份运行</w:t>
+      </w:r>
+      <w:r>
+        <w:t>（自动 git pull + 同步 + 迁移 + 重启）。改完 Ctrl+F5 刷新。</w:t>
+      </w:r>
+    </w:p>
+    <w:p>
+      <w:pPr>
+        <w:pStyle w:val="ListBullet"/>
+      </w:pPr>
+      <w:r>
+        <w:rPr>
+          <w:b/>
+        </w:rPr>
+        <w:t>备份</w:t>
+      </w:r>
+      <w:r>
+        <w:t xml:space="preserve">（每天做！）：右键 </w:t>
+      </w:r>
+      <w:r>
+        <w:rPr>
+          <w:b/>
+        </w:rPr>
+        <w:t>`backup.bat`</w:t>
+      </w:r>
+      <w:r>
+        <w:t xml:space="preserve"> → 数据库拷到备份目录（建议改成 U盘/移动盘，并定期异地保存）。</w:t>
+      </w:r>
+    </w:p>
+    <w:p>
+      <w:pPr>
+        <w:pStyle w:val="Heading2"/>
+      </w:pPr>
+      <w:r>
+        <w:t>3.3 服务管理（服务名 InventoryERP）</w:t>
       </w:r>
     </w:p>
     <w:p>
@@ -1875,33 +1420,20 @@
         </w:rPr>
         <w:t>`</w:t>
       </w:r>
+    </w:p>
+    <w:p>
       <w:r>
-        <w:t>powershell</w:t>
+        <w:t>.\nssm.exe status InventoryERP      # 状态(SERVICE_RUNNING 正常)</w:t>
       </w:r>
     </w:p>
     <w:p>
       <w:r>
-        <w:t>.\nssm.exe status InventoryERP     # 查看状态（SERVICE_RUNNING 为正常）</w:t>
+        <w:t>.\nssm.exe restart InventoryERP     # 重启</w:t>
       </w:r>
     </w:p>
     <w:p>
       <w:r>
-        <w:t>.\nssm.exe restart InventoryERP    # 重启</w:t>
-      </w:r>
-    </w:p>
-    <w:p>
-      <w:r>
-        <w:t>.\nssm.exe stop InventoryERP       # 停止</w:t>
-      </w:r>
-    </w:p>
-    <w:p>
-      <w:r>
-        <w:t>.\nssm.exe start InventoryERP      # 启动</w:t>
-      </w:r>
-    </w:p>
-    <w:p>
-      <w:r>
-        <w:t>Get-Content C:\inventory-erp\logs\service.log -Tail 50   # 看运行日志（排错用）</w:t>
+        <w:t>Get-Content C:\inventory-erp\logs\service.log -Tail 50   # 看日志</w:t>
       </w:r>
     </w:p>
     <w:p>
@@ -1922,7 +1454,7 @@
           <w:i/>
           <w:color w:val="744210"/>
         </w:rPr>
-        <w:t>服务已设开机自启，台式机重启后 ERP 会自动运行，无需人工干预。</w:t>
+        <w:t>服务开机自启；台式机平时</w:t>
       </w:r>
       <w:r>
         <w:rPr>
@@ -1930,7 +1462,22 @@
           <w:i/>
           <w:color w:val="744210"/>
         </w:rPr>
-        <w:t>这台机平时不要关机</w:t>
+        <w:t>不要关机</w:t>
+      </w:r>
+      <w:r>
+        <w:rPr>
+          <w:i/>
+          <w:color w:val="744210"/>
+        </w:rPr>
+        <w:t>。服务停了：</w:t>
+      </w:r>
+      <w:r>
+        <w:rPr>
+          <w:rFonts w:ascii="Consolas" w:hAnsi="Consolas"/>
+          <w:i/>
+          <w:color w:val="744210"/>
+        </w:rPr>
+        <w:t>.\nssm.exe start InventoryERP</w:t>
       </w:r>
       <w:r>
         <w:rPr>
@@ -1945,12 +1492,29 @@
         <w:pStyle w:val="Heading2"/>
       </w:pPr>
       <w:r>
-        <w:t>2.2 新增用户 / 分配角色（仅管理员）</w:t>
+        <w:t>3.4 新增用户 / 分配角色（仅管理员）</w:t>
       </w:r>
     </w:p>
     <w:p>
       <w:r>
-        <w:t>右上「用户名 ▸ 用户管理」：</w:t>
+        <w:t>右上「用户管理」：新增账号、勾选所属公司与角色。</w:t>
+      </w:r>
+      <w:r>
+        <w:rPr>
+          <w:b/>
+        </w:rPr>
+        <w:t>每人用各自账号、别共用 admin</w:t>
+      </w:r>
+      <w:r>
+        <w:t>——权限可控、操作有审计。总经理角色的账号才能看佣金及含佣金报表。</w:t>
+      </w:r>
+    </w:p>
+    <w:p>
+      <w:pPr>
+        <w:pStyle w:val="Heading2"/>
+      </w:pPr>
+      <w:r>
+        <w:t>3.5 网络与安全</w:t>
       </w:r>
     </w:p>
     <w:p>
@@ -1958,212 +1522,7 @@
         <w:pStyle w:val="ListBullet"/>
       </w:pPr>
       <w:r>
-        <w:t>新增人员、设置登录账号；</w:t>
-      </w:r>
-    </w:p>
-    <w:p>
-      <w:pPr>
-        <w:pStyle w:val="ListBullet"/>
-      </w:pPr>
-      <w:r>
-        <w:t>给每人勾选所属公司和</w:t>
-      </w:r>
-      <w:r>
-        <w:rPr>
-          <w:b/>
-        </w:rPr>
-        <w:t>角色</w:t>
-      </w:r>
-      <w:r>
-        <w:t>（财务/采购/销售/出纳/总经理）；</w:t>
-      </w:r>
-    </w:p>
-    <w:p>
-      <w:pPr>
-        <w:pStyle w:val="ListBullet"/>
-      </w:pPr>
-      <w:r>
-        <w:t xml:space="preserve">⚠️ </w:t>
-      </w:r>
-      <w:r>
-        <w:rPr>
-          <w:b/>
-        </w:rPr>
-        <w:t>每个同事用各自账号</w:t>
-      </w:r>
-      <w:r>
-        <w:t>，不要共用 admin —— 这样权限可控、操作有审计记录。</w:t>
-      </w:r>
-    </w:p>
-    <w:p>
-      <w:pPr>
-        <w:pStyle w:val="Heading2"/>
-      </w:pPr>
-      <w:r>
-        <w:t>2.3 每日备份（财务数据命脉，务必做）</w:t>
-      </w:r>
-    </w:p>
-    <w:p>
-      <w:r>
-        <w:t>SQLite 数据库就是一个文件，备份=拷贝它：</w:t>
-      </w:r>
-    </w:p>
-    <w:p>
-      <w:r>
-        <w:rPr>
-          <w:rFonts w:ascii="Consolas" w:hAnsi="Consolas"/>
-          <w:color w:val="C026D3"/>
-        </w:rPr>
-        <w:t>`</w:t>
-      </w:r>
-      <w:r>
-        <w:t>powershell</w:t>
-      </w:r>
-    </w:p>
-    <w:p>
-      <w:r>
-        <w:t>Copy-Item C:\inventory-erp\db.sqlite3 D:\erp备份\db_$(Get-Date -Format yyyyMMdd).sqlite3</w:t>
-      </w:r>
-    </w:p>
-    <w:p>
-      <w:r>
-        <w:rPr>
-          <w:rFonts w:ascii="Consolas" w:hAnsi="Consolas"/>
-          <w:color w:val="C026D3"/>
-        </w:rPr>
-        <w:t>`</w:t>
-      </w:r>
-    </w:p>
-    <w:p>
-      <w:pPr>
-        <w:pStyle w:val="ListBullet"/>
-      </w:pPr>
-      <w:r>
-        <w:t xml:space="preserve">路径 </w:t>
-      </w:r>
-      <w:r>
-        <w:rPr>
-          <w:rFonts w:ascii="Consolas" w:hAnsi="Consolas"/>
-          <w:color w:val="C026D3"/>
-        </w:rPr>
-        <w:t>D:\erp备份</w:t>
-      </w:r>
-      <w:r>
-        <w:t xml:space="preserve"> 换成你的备份盘/U盘；</w:t>
-      </w:r>
-    </w:p>
-    <w:p>
-      <w:pPr>
-        <w:pStyle w:val="ListBullet"/>
-      </w:pPr>
-      <w:r>
-        <w:t>建议</w:t>
-      </w:r>
-      <w:r>
-        <w:rPr>
-          <w:b/>
-        </w:rPr>
-        <w:t>每天一次</w:t>
-      </w:r>
-      <w:r>
-        <w:t>，并</w:t>
-      </w:r>
-      <w:r>
-        <w:rPr>
-          <w:b/>
-        </w:rPr>
-        <w:t>定期再拷一份到 U盘/网盘</w:t>
-      </w:r>
-      <w:r>
-        <w:t>（异地保存）；</w:t>
-      </w:r>
-    </w:p>
-    <w:p>
-      <w:pPr>
-        <w:pStyle w:val="ListBullet"/>
-      </w:pPr>
-      <w:r>
-        <w:t>重要：偶尔做一次"恢复演练"，确认备份能用。</w:t>
-      </w:r>
-    </w:p>
-    <w:p>
-      <w:pPr>
-        <w:pStyle w:val="Heading2"/>
-      </w:pPr>
-      <w:r>
-        <w:t>2.4 远程更新（开发者改了功能后）</w:t>
-      </w:r>
-    </w:p>
-    <w:p>
-      <w:r>
-        <w:t>开发者在 Mac 端推送后，台式机执行：</w:t>
-      </w:r>
-    </w:p>
-    <w:p>
-      <w:r>
-        <w:rPr>
-          <w:rFonts w:ascii="Consolas" w:hAnsi="Consolas"/>
-          <w:color w:val="C026D3"/>
-        </w:rPr>
-        <w:t>`</w:t>
-      </w:r>
-      <w:r>
-        <w:t>powershell</w:t>
-      </w:r>
-    </w:p>
-    <w:p>
-      <w:r>
-        <w:t>cd C:\inventory-erp</w:t>
-      </w:r>
-    </w:p>
-    <w:p>
-      <w:r>
-        <w:t>git pull</w:t>
-      </w:r>
-    </w:p>
-    <w:p>
-      <w:r>
-        <w:t>uv sync</w:t>
-      </w:r>
-    </w:p>
-    <w:p>
-      <w:r>
-        <w:t>uv run python manage.py migrate</w:t>
-      </w:r>
-    </w:p>
-    <w:p>
-      <w:r>
-        <w:t>uv run python manage.py collectstatic --noinput</w:t>
-      </w:r>
-    </w:p>
-    <w:p>
-      <w:r>
-        <w:t>.\nssm.exe restart InventoryERP</w:t>
-      </w:r>
-    </w:p>
-    <w:p>
-      <w:r>
-        <w:rPr>
-          <w:rFonts w:ascii="Consolas" w:hAnsi="Consolas"/>
-          <w:color w:val="C026D3"/>
-        </w:rPr>
-        <w:t>`</w:t>
-      </w:r>
-    </w:p>
-    <w:p>
-      <w:pPr>
-        <w:pStyle w:val="Heading2"/>
-      </w:pPr>
-      <w:r>
-        <w:t>2.5 访问与网络</w:t>
-      </w:r>
-    </w:p>
-    <w:p>
-      <w:pPr>
-        <w:pStyle w:val="ListBullet"/>
-      </w:pPr>
-      <w:r>
-        <w:t>内网：</w:t>
+        <w:t xml:space="preserve">内网 </w:t>
       </w:r>
       <w:r>
         <w:rPr>
@@ -2172,13 +1531,8 @@
         </w:rPr>
         <w:t>http://192.168.10.245:8000</w:t>
       </w:r>
-    </w:p>
-    <w:p>
-      <w:pPr>
-        <w:pStyle w:val="ListBullet"/>
-      </w:pPr>
       <w:r>
-        <w:t>外网：</w:t>
+        <w:t xml:space="preserve">；外网 </w:t>
       </w:r>
       <w:r>
         <w:rPr>
@@ -2188,7 +1542,7 @@
         <w:t>https://10vtcu2238888.vicp.fun</w:t>
       </w:r>
       <w:r>
-        <w:t>（花生壳，与 OA 共用域名：OA 走 http、ERP 走 https）</w:t>
+        <w:t>（花生壳，与 OA 共用域名）。</w:t>
       </w:r>
     </w:p>
     <w:p>
@@ -2196,7 +1550,17 @@
         <w:pStyle w:val="ListBullet"/>
       </w:pPr>
       <w:r>
-        <w:t>⚠️ 不要改花生壳里 OA 那条映射；不要给 ERP 开 HSTS（会影响 OA）。</w:t>
+        <w:t>不要动 OA 的花生壳映射；</w:t>
+      </w:r>
+      <w:r>
+        <w:rPr>
+          <w:rFonts w:ascii="Consolas" w:hAnsi="Consolas"/>
+          <w:color w:val="C026D3"/>
+        </w:rPr>
+        <w:t>.env</w:t>
+      </w:r>
+      <w:r>
+        <w:t>（含密钥）不外传；账号用强密码；连续登录失败会锁定。</w:t>
       </w:r>
     </w:p>
     <w:p>
@@ -2204,93 +1568,7 @@
         <w:pStyle w:val="ListBullet"/>
       </w:pPr>
       <w:r>
-        <w:t xml:space="preserve">配置文件 </w:t>
-      </w:r>
-      <w:r>
-        <w:rPr>
-          <w:rFonts w:ascii="Consolas" w:hAnsi="Consolas"/>
-          <w:color w:val="C026D3"/>
-        </w:rPr>
-        <w:t>C:\inventory-erp\.env</w:t>
-      </w:r>
-      <w:r>
-        <w:t>（含密钥、放行域名），</w:t>
-      </w:r>
-      <w:r>
-        <w:rPr>
-          <w:b/>
-        </w:rPr>
-        <w:t>不要外传</w:t>
-      </w:r>
-      <w:r>
-        <w:t>。</w:t>
-      </w:r>
-    </w:p>
-    <w:p>
-      <w:pPr>
-        <w:pStyle w:val="Heading2"/>
-      </w:pPr>
-      <w:r>
-        <w:t>2.6 安全提示</w:t>
-      </w:r>
-    </w:p>
-    <w:p>
-      <w:pPr>
-        <w:pStyle w:val="ListBullet"/>
-      </w:pPr>
-      <w:r>
-        <w:t>admin 及所有账号用</w:t>
-      </w:r>
-      <w:r>
-        <w:rPr>
-          <w:b/>
-        </w:rPr>
-        <w:t>强密码</w:t>
-      </w:r>
-      <w:r>
-        <w:t>；</w:t>
-      </w:r>
-    </w:p>
-    <w:p>
-      <w:pPr>
-        <w:pStyle w:val="ListBullet"/>
-      </w:pPr>
-      <w:r>
-        <w:t>系统对</w:t>
-      </w:r>
-      <w:r>
-        <w:rPr>
-          <w:b/>
-        </w:rPr>
-        <w:t>连续登录失败会锁定</w:t>
-      </w:r>
-      <w:r>
-        <w:t>一段时间（防爆破）；</w:t>
-      </w:r>
-    </w:p>
-    <w:p>
-      <w:pPr>
-        <w:pStyle w:val="ListBullet"/>
-      </w:pPr>
-      <w:r>
-        <w:t>关键操作有</w:t>
-      </w:r>
-      <w:r>
-        <w:rPr>
-          <w:b/>
-        </w:rPr>
-        <w:t>审计日志</w:t>
-      </w:r>
-      <w:r>
-        <w:t>；</w:t>
-      </w:r>
-    </w:p>
-    <w:p>
-      <w:pPr>
-        <w:pStyle w:val="ListBullet"/>
-      </w:pPr>
-      <w:r>
-        <w:t>如需更高安全，可在花生壳「访问控制」加 IP 白名单或访问口令。</w:t>
+        <w:t>Gitee 已开两步验证；Mac/Windows 走 SSH 免密更新。</w:t>
       </w:r>
     </w:p>
     <w:p>
@@ -2303,81 +1581,111 @@
         <w:pStyle w:val="Heading1"/>
       </w:pPr>
       <w:r>
-        <w:t>三、常见问题（FAQ）</w:t>
+        <w:t>四、常见问题（FAQ）</w:t>
       </w:r>
     </w:p>
     <w:p>
+      <w:pPr>
+        <w:pStyle w:val="ListBullet"/>
+      </w:pPr>
       <w:r>
         <w:rPr>
           <w:b/>
         </w:rPr>
-        <w:t>Q：录单时点回车没反应？</w:t>
+        <w:t>录单点回车没反应？</w:t>
+      </w:r>
+      <w:r>
+        <w:t xml:space="preserve"> 正常，必须点「保存并过账」。</w:t>
       </w:r>
     </w:p>
     <w:p>
-      <w:r>
-        <w:t>A：正常。录入单据</w:t>
-      </w:r>
+      <w:pPr>
+        <w:pStyle w:val="ListBullet"/>
+      </w:pPr>
       <w:r>
         <w:rPr>
           <w:b/>
         </w:rPr>
-        <w:t>必须点「保存并过账」按钮</w:t>
+        <w:t>报表看不到某公司/数字不对？</w:t>
       </w:r>
       <w:r>
-        <w:t>，回车不会提交（防误操作）。</w:t>
+        <w:t xml:space="preserve"> 看右上"当前账套"，并在报表上方勾公司、选日期区间。</w:t>
       </w:r>
     </w:p>
     <w:p>
+      <w:pPr>
+        <w:pStyle w:val="ListBullet"/>
+      </w:pPr>
       <w:r>
         <w:rPr>
           <w:b/>
         </w:rPr>
-        <w:t>Q：报表里数字不对/看不到某公司？</w:t>
+        <w:t>入库单改不了，提示"已被后续出库消耗"？</w:t>
+      </w:r>
+      <w:r>
+        <w:t xml:space="preserve"> 现已允许负库存，一般可改；如仍受限按提示作废下游单。</w:t>
       </w:r>
     </w:p>
     <w:p>
-      <w:r>
-        <w:t>A：先看右上"当前账套"，并在报表上方勾选要看的公司、选对日期区间，再点查询。</w:t>
-      </w:r>
-    </w:p>
-    <w:p>
+      <w:pPr>
+        <w:pStyle w:val="ListBullet"/>
+      </w:pPr>
       <w:r>
         <w:rPr>
           <w:b/>
         </w:rPr>
-        <w:t>Q：入库单改不了，提示"已被后续出库消耗"？</w:t>
+        <w:t>总览表期初是 0、数据跑到本期了？</w:t>
+      </w:r>
+      <w:r>
+        <w:t xml:space="preserve"> 已修复——期初按"期初标记"恒计期初；若仍异常截图给管理员。</w:t>
       </w:r>
     </w:p>
     <w:p>
-      <w:r>
-        <w:t>A：这批货已被出库卖掉一部分，需先作废相关出库单再改。见 1.10。</w:t>
-      </w:r>
-    </w:p>
-    <w:p>
+      <w:pPr>
+        <w:pStyle w:val="ListBullet"/>
+      </w:pPr>
       <w:r>
         <w:rPr>
           <w:b/>
         </w:rPr>
-        <w:t>Q：台式机自己的浏览器打不开 127.0.0.1:8000？</w:t>
+        <w:t>更新后没生效？</w:t>
+      </w:r>
+      <w:r>
+        <w:t xml:space="preserve"> 确认 </w:t>
+      </w:r>
+      <w:r>
+        <w:rPr>
+          <w:rFonts w:ascii="Consolas" w:hAnsi="Consolas"/>
+          <w:color w:val="C026D3"/>
+        </w:rPr>
+        <w:t>update.bat</w:t>
+      </w:r>
+      <w:r>
+        <w:t xml:space="preserve"> 的 </w:t>
+      </w:r>
+      <w:r>
+        <w:rPr>
+          <w:rFonts w:ascii="Consolas" w:hAnsi="Consolas"/>
+          <w:color w:val="C026D3"/>
+        </w:rPr>
+        <w:t>git pull</w:t>
+      </w:r>
+      <w:r>
+        <w:t xml:space="preserve"> 成功（SSH 免密），再 Ctrl+F5。</w:t>
       </w:r>
     </w:p>
     <w:p>
-      <w:r>
-        <w:t>A：不影响使用。服务器自己不用开页面，大家用内网 IP 或外网域名即可。</w:t>
-      </w:r>
-    </w:p>
-    <w:p>
+      <w:pPr>
+        <w:pStyle w:val="ListBullet"/>
+      </w:pPr>
       <w:r>
         <w:rPr>
           <w:b/>
         </w:rPr>
-        <w:t>Q：外网打不开了？</w:t>
+        <w:t>外网打不开？</w:t>
       </w:r>
-    </w:p>
-    <w:p>
       <w:r>
-        <w:t>A：①确认台式机开着、服务 RUNNING（2.1）；②确认花生壳客户端在线；③内网 IP 若变化需在花生壳更新。</w:t>
+        <w:t xml:space="preserve"> 确认台式机开着、服务 RUNNING、花生壳在线。</w:t>
       </w:r>
     </w:p>
     <w:p>
@@ -2387,7 +1695,7 @@
     </w:p>
     <w:p>
       <w:r>
-        <w:t>*最后更新：2026-06-08*</w:t>
+        <w:t>*最后更新：2026-06（v2）*</w:t>
       </w:r>
     </w:p>
     <w:sectPr>

--- a/docs/操作手册.docx
+++ b/docs/操作手册.docx
@@ -412,7 +412,62 @@
         <w:t>付款</w:t>
       </w:r>
       <w:r>
-        <w:t>（采购 ▸ 付款）：登记付款 → 自动生成银行日记账；详情里核销到具体发票（可部分、可超额）。</w:t>
+        <w:t>（采购 ▸ 付款）：选</w:t>
+      </w:r>
+      <w:r>
+        <w:rPr>
+          <w:b/>
+        </w:rPr>
+        <w:t>付款方式</w:t>
+      </w:r>
+      <w:r>
+        <w:t>——</w:t>
+      </w:r>
+    </w:p>
+    <w:p>
+      <w:pPr>
+        <w:pStyle w:val="ListBullet"/>
+      </w:pPr>
+      <w:r>
+        <w:rPr>
+          <w:b/>
+        </w:rPr>
+        <w:t>银行账户</w:t>
+      </w:r>
+      <w:r>
+        <w:t>：登记付款 → 自动生成银行日记账；详情里核销到具体发票（可部分、可超额）。</w:t>
+      </w:r>
+    </w:p>
+    <w:p>
+      <w:pPr>
+        <w:pStyle w:val="ListBullet"/>
+      </w:pPr>
+      <w:r>
+        <w:rPr>
+          <w:b/>
+        </w:rPr>
+        <w:t>应收票据（背书）</w:t>
+      </w:r>
+      <w:r>
+        <w:t>：用手上一张在手应收票据背书抵付应付（不生成银行日记账）。输</w:t>
+      </w:r>
+      <w:r>
+        <w:rPr>
+          <w:b/>
+        </w:rPr>
+        <w:t>票据号码</w:t>
+      </w:r>
+      <w:r>
+        <w:t>自动带出出票日/到期日/可用余额；填</w:t>
+      </w:r>
+      <w:r>
+        <w:rPr>
+          <w:b/>
+        </w:rPr>
+        <w:t>付款金额</w:t>
+      </w:r>
+      <w:r>
+        <w:t>（≤余额，可部分背书）；下方勾选要抵付的采购发票（合计=付款金额）。提交后票据置「已背书」。</w:t>
       </w:r>
     </w:p>
     <w:p>
@@ -471,7 +526,74 @@
         <w:t>收款</w:t>
       </w:r>
       <w:r>
-        <w:t>（销售 ▸ 收款）：自动生成银行日记账；详情里核销到发票。</w:t>
+        <w:t>（销售 ▸ 收款）：选</w:t>
+      </w:r>
+      <w:r>
+        <w:rPr>
+          <w:b/>
+        </w:rPr>
+        <w:t>收款方式</w:t>
+      </w:r>
+      <w:r>
+        <w:t>——</w:t>
+      </w:r>
+    </w:p>
+    <w:p>
+      <w:pPr>
+        <w:pStyle w:val="ListBullet"/>
+      </w:pPr>
+      <w:r>
+        <w:rPr>
+          <w:b/>
+        </w:rPr>
+        <w:t>银行账户</w:t>
+      </w:r>
+      <w:r>
+        <w:t>：自动生成银行日记账（收入）；详情里核销到发票。</w:t>
+      </w:r>
+    </w:p>
+    <w:p>
+      <w:pPr>
+        <w:pStyle w:val="ListBullet"/>
+      </w:pPr>
+      <w:r>
+        <w:rPr>
+          <w:b/>
+        </w:rPr>
+        <w:t>应收票据</w:t>
+      </w:r>
+      <w:r>
+        <w:t>：收到客户票据 → 生成一张在手应收票据（不生成银行日记账）。</w:t>
+      </w:r>
+      <w:r>
+        <w:rPr>
+          <w:b/>
+        </w:rPr>
+        <w:t>付款客户</w:t>
+      </w:r>
+      <w:r>
+        <w:t>必填，填</w:t>
+      </w:r>
+      <w:r>
+        <w:rPr>
+          <w:b/>
+        </w:rPr>
+        <w:t>票据号码</w:t>
+      </w:r>
+      <w:r>
+        <w:t>、出票日期、到期日期、票面金额；下方可直接勾选要冲抵的销售发票（冲应收，合计可小于票面、余额留在手）。</w:t>
+      </w:r>
+    </w:p>
+    <w:p>
+      <w:pPr>
+        <w:ind w:left="240"/>
+      </w:pPr>
+      <w:r>
+        <w:rPr>
+          <w:i/>
+          <w:color w:val="744210"/>
+        </w:rPr>
+        <w:t>票据后续到期托收/贴现，到「资金 ▸ 应收票据」操作。</w:t>
       </w:r>
     </w:p>
     <w:p>

--- a/docs/操作手册.docx
+++ b/docs/操作手册.docx
@@ -771,7 +771,7 @@
         <w:t>本人或管理员 + 本月内 + 未被下游引用</w:t>
       </w:r>
       <w:r>
-        <w:t>。</w:t>
+        <w:t>；列表页操作列也有「修改」快捷入口。</w:t>
       </w:r>
     </w:p>
     <w:p>
@@ -779,7 +779,45 @@
         <w:pStyle w:val="ListBullet"/>
       </w:pPr>
       <w:r>
-        <w:t>发票可「作废」；销售发票可「修改」。</w:t>
+        <w:rPr>
+          <w:b/>
+        </w:rPr>
+        <w:t>采购发票 / 销售发票</w:t>
+      </w:r>
+      <w:r>
+        <w:t>都可「修改」「作废」：</w:t>
+      </w:r>
+      <w:r>
+        <w:rPr>
+          <w:b/>
+        </w:rPr>
+        <w:t>未核销 + 非期初</w:t>
+      </w:r>
+      <w:r>
+        <w:t>方可改；列表页操作列有「修改」。</w:t>
+      </w:r>
+    </w:p>
+    <w:p>
+      <w:pPr>
+        <w:pStyle w:val="ListBullet"/>
+      </w:pPr>
+      <w:r>
+        <w:rPr>
+          <w:b/>
+        </w:rPr>
+        <w:t>收款 / 付款</w:t>
+      </w:r>
+      <w:r>
+        <w:t>（银行方式）在列表操作列有「修改」「删除」：</w:t>
+      </w:r>
+      <w:r>
+        <w:rPr>
+          <w:b/>
+        </w:rPr>
+        <w:t>仅当月 + 未核销 + 未银行对账</w:t>
+      </w:r>
+      <w:r>
+        <w:t>才显示。修改会同步更新对应银行日记账；删除会一并删掉该日记账（不可恢复）。已核销的请先到详情撤销核销。</w:t>
       </w:r>
     </w:p>
     <w:p>

--- a/docs/操作手册.docx
+++ b/docs/操作手册.docx
@@ -747,6 +747,34 @@
     <w:p>
       <w:r>
         <w:t>资金菜单：其他收支登记、应收票据、应付票据。银行对账在「报表 ▸ 银行存款日记账 ▸ 银行对账」。</w:t>
+      </w:r>
+    </w:p>
+    <w:p>
+      <w:pPr>
+        <w:pStyle w:val="ListBullet"/>
+      </w:pPr>
+      <w:r>
+        <w:rPr>
+          <w:b/>
+        </w:rPr>
+        <w:t>其他收支</w:t>
+      </w:r>
+      <w:r>
+        <w:t>（费用/税费/工资/内部划转等非往来收支）登记后在「银行存款日记账」该行操作列可「修改」「删除」（仅手工登记、未对账的）。</w:t>
+      </w:r>
+    </w:p>
+    <w:p>
+      <w:pPr>
+        <w:pStyle w:val="ListBullet"/>
+      </w:pPr>
+      <w:r>
+        <w:rPr>
+          <w:b/>
+        </w:rPr>
+        <w:t>收款 / 付款详情页</w:t>
+      </w:r>
+      <w:r>
+        <w:t>顶部也有「修改」「删除」（与列表同条件：当月、未核销、未对账）。</w:t>
       </w:r>
     </w:p>
     <w:p>

--- a/docs/操作手册.docx
+++ b/docs/操作手册.docx
@@ -760,7 +760,16 @@
         <w:t>其他收支</w:t>
       </w:r>
       <w:r>
-        <w:t>（费用/税费/工资/内部划转等非往来收支）登记后在「银行存款日记账」该行操作列可「修改」「删除」（仅手工登记、未对账的）。</w:t>
+        <w:t>（费用/税费/工资/内部划转等非往来收支）登记后在「银行存款日记账」该行操作列可「修改」「删除」（仅手工登记、</w:t>
+      </w:r>
+      <w:r>
+        <w:rPr>
+          <w:b/>
+        </w:rPr>
+        <w:t>当月</w:t>
+      </w:r>
+      <w:r>
+        <w:t>、未对账的）。</w:t>
       </w:r>
     </w:p>
     <w:p>

--- a/docs/操作手册.docx
+++ b/docs/操作手册.docx
@@ -855,6 +855,38 @@
       </w:r>
       <w:r>
         <w:t>才显示。修改会同步更新对应银行日记账；删除会一并删掉该日记账（不可恢复）。已核销的请先到详情撤销核销。</w:t>
+      </w:r>
+    </w:p>
+    <w:p>
+      <w:pPr>
+        <w:pStyle w:val="ListBullet"/>
+      </w:pPr>
+      <w:r>
+        <w:rPr>
+          <w:b/>
+        </w:rPr>
+        <w:t>付款</w:t>
+      </w:r>
+      <w:r>
+        <w:t>修改时还可把「付款方式」改成「</w:t>
+      </w:r>
+      <w:r>
+        <w:rPr>
+          <w:b/>
+        </w:rPr>
+        <w:t>应收票据（背书）</w:t>
+      </w:r>
+      <w:r>
+        <w:t>」：保存后会</w:t>
+      </w:r>
+      <w:r>
+        <w:rPr>
+          <w:b/>
+        </w:rPr>
+        <w:t>删除原银行付款及其日记账</w:t>
+      </w:r>
+      <w:r>
+        <w:t>，改记为用该票据背书抵应付（适合「当初误记成银行付款、实为票据背书」的更正）。</w:t>
       </w:r>
     </w:p>
     <w:p>

--- a/docs/操作手册.docx
+++ b/docs/操作手册.docx
@@ -887,6 +887,38 @@
       </w:r>
       <w:r>
         <w:t>，改记为用该票据背书抵应付（适合「当初误记成银行付款、实为票据背书」的更正）。</w:t>
+      </w:r>
+    </w:p>
+    <w:p>
+      <w:pPr>
+        <w:pStyle w:val="ListBullet"/>
+      </w:pPr>
+      <w:r>
+        <w:rPr>
+          <w:b/>
+        </w:rPr>
+        <w:t>收款</w:t>
+      </w:r>
+      <w:r>
+        <w:t>修改时同样可把「收款方式」改成「</w:t>
+      </w:r>
+      <w:r>
+        <w:rPr>
+          <w:b/>
+        </w:rPr>
+        <w:t>应收票据</w:t>
+      </w:r>
+      <w:r>
+        <w:t>」：保存后会</w:t>
+      </w:r>
+      <w:r>
+        <w:rPr>
+          <w:b/>
+        </w:rPr>
+        <w:t>删除原银行收款及其日记账</w:t>
+      </w:r>
+      <w:r>
+        <w:t>，改记为收到一张应收票据（可顺带勾选销售发票冲应收）。</w:t>
       </w:r>
     </w:p>
     <w:p>

--- a/docs/操作手册.docx
+++ b/docs/操作手册.docx
@@ -822,7 +822,7 @@
         <w:t>采购发票 / 销售发票</w:t>
       </w:r>
       <w:r>
-        <w:t>都可「修改」「作废」：</w:t>
+        <w:t>都可「修改」「作废」「删除」：</w:t>
       </w:r>
       <w:r>
         <w:rPr>
@@ -831,7 +831,35 @@
         <w:t>未核销 + 非期初</w:t>
       </w:r>
       <w:r>
-        <w:t>方可改；列表页操作列有「修改」。</w:t>
+        <w:t>方可操作；列表页操作列有「修改」「删除」。</w:t>
+      </w:r>
+    </w:p>
+    <w:p>
+      <w:pPr>
+        <w:pStyle w:val="ListBullet"/>
+      </w:pPr>
+      <w:r>
+        <w:rPr>
+          <w:b/>
+        </w:rPr>
+        <w:t>作废</w:t>
+      </w:r>
+      <w:r>
+        <w:t>=保留记录、标「已作废」、从应收/应付剔除（留痕，推荐用于真实但需取消的发票）。</w:t>
+      </w:r>
+    </w:p>
+    <w:p>
+      <w:pPr>
+        <w:pStyle w:val="ListBullet"/>
+      </w:pPr>
+      <w:r>
+        <w:rPr>
+          <w:b/>
+        </w:rPr>
+        <w:t>删除</w:t>
+      </w:r>
+      <w:r>
+        <w:t>=彻底移除该发票及明细、撤销其应收/应付、不可恢复（用于录错的发票）；已作废且未核销的也可再删除清理。</w:t>
       </w:r>
     </w:p>
     <w:p>

--- a/docs/操作手册.docx
+++ b/docs/操作手册.docx
@@ -809,6 +809,29 @@
       </w:r>
       <w:r>
         <w:t>；列表页操作列也有「修改」快捷入口。</w:t>
+      </w:r>
+    </w:p>
+    <w:p>
+      <w:pPr>
+        <w:pStyle w:val="ListBullet"/>
+      </w:pPr>
+      <w:r>
+        <w:rPr>
+          <w:b/>
+        </w:rPr>
+        <w:t>采购入库</w:t>
+      </w:r>
+      <w:r>
+        <w:t>还有「删除」（彻底移除并反冲库存）：因移动加权成本是链式的，</w:t>
+      </w:r>
+      <w:r>
+        <w:rPr>
+          <w:b/>
+        </w:rPr>
+        <w:t>仅当该入库后该商品再无其它出入库变动</w:t>
+      </w:r>
+      <w:r>
+        <w:t>（即"刚录错、马上撤"）、且非镜像 / 未开票 / 当月 / 本人或管理员时才出现；其余情况请用「作废」（反冲库存、留痕）。</w:t>
       </w:r>
     </w:p>
     <w:p>

--- a/docs/操作手册.docx
+++ b/docs/操作手册.docx
@@ -513,6 +513,41 @@
       </w:r>
       <w:r>
         <w:t>。</w:t>
+      </w:r>
+    </w:p>
+    <w:p>
+      <w:pPr>
+        <w:ind w:left="240"/>
+      </w:pPr>
+      <w:r>
+        <w:rPr>
+          <w:b/>
+          <w:i/>
+          <w:color w:val="744210"/>
+        </w:rPr>
+        <w:t>收款/付款列表是统一一览</w:t>
+      </w:r>
+      <w:r>
+        <w:rPr>
+          <w:i/>
+          <w:color w:val="744210"/>
+        </w:rPr>
+        <w:t>：列首「收款方式 / 付款方式」既显示银行账户，也显示</w:t>
+      </w:r>
+      <w:r>
+        <w:rPr>
+          <w:b/>
+          <w:i/>
+          <w:color w:val="744210"/>
+        </w:rPr>
+        <w:t>应收票据</w:t>
+      </w:r>
+      <w:r>
+        <w:rPr>
+          <w:i/>
+          <w:color w:val="744210"/>
+        </w:rPr>
+        <w:t>——收到的客户票据、用票据背书付款都会并列在这里（带蓝色「应收票据」标记）。票据行的修改/冲销/作废请到「资金 ▸ 应收票据」。</w:t>
       </w:r>
     </w:p>
     <w:p>

--- a/docs/操作手册.docx
+++ b/docs/操作手册.docx
@@ -1121,7 +1121,16 @@
           </w:tcPr>
           <w:p>
             <w:r>
-              <w:t>银行/库存/应收/应付各账户 期初·本期增减·期末</w:t>
+              <w:t>银行/库存/应收/应付各账户 期初·本期增减·期末；每个分组底部有</w:t>
+            </w:r>
+            <w:r>
+              <w:rPr>
+                <w:b/>
+              </w:rPr>
+              <w:t>合计</w:t>
+            </w:r>
+            <w:r>
+              <w:t>行</w:t>
             </w:r>
           </w:p>
         </w:tc>

--- a/docs/操作手册.docx
+++ b/docs/操作手册.docx
@@ -547,7 +547,7 @@
           <w:i/>
           <w:color w:val="744210"/>
         </w:rPr>
-        <w:t>——收到的客户票据、用票据背书付款都会并列在这里（带蓝色「应收票据」标记）。票据行的修改/冲销/作废请到「资金 ▸ 应收票据」。</w:t>
+        <w:t>——收到的客户票据、用票据背书付款都会并列在这里（带蓝色「应收票据」标记）。票据行可就地「修改」补录信息；冲销/作废请到「资金 ▸ 应收票据」。</w:t>
       </w:r>
     </w:p>
     <w:p>
@@ -782,6 +782,47 @@
     <w:p>
       <w:r>
         <w:t>资金菜单：其他收支登记、应收票据、应付票据。银行对账在「报表 ▸ 银行存款日记账 ▸ 银行对账」。</w:t>
+      </w:r>
+    </w:p>
+    <w:p>
+      <w:pPr>
+        <w:pStyle w:val="ListBullet"/>
+      </w:pPr>
+      <w:r>
+        <w:rPr>
+          <w:b/>
+        </w:rPr>
+        <w:t>应收票据可「修改」补录</w:t>
+      </w:r>
+      <w:r>
+        <w:t>：「资金 ▸ 应收票据」列表（及收款/付款统一一览中的票据行）有「修改」按钮，可补录票据号、出票日、到期日、来源客户、备注等（导入或漏填的票据尤其常用）。</w:t>
+      </w:r>
+      <w:r>
+        <w:rPr>
+          <w:b/>
+        </w:rPr>
+        <w:t>已使用</w:t>
+      </w:r>
+      <w:r>
+        <w:t>（已部分冲应收/背书）的票据，描述字段仍可改，但</w:t>
+      </w:r>
+      <w:r>
+        <w:rPr>
+          <w:b/>
+        </w:rPr>
+        <w:t>票面金额锁定</w:t>
+      </w:r>
+      <w:r>
+        <w:t>——改额会破坏已用/未用勾稽，需作废后重录；</w:t>
+      </w:r>
+      <w:r>
+        <w:rPr>
+          <w:b/>
+        </w:rPr>
+        <w:t>已作废</w:t>
+      </w:r>
+      <w:r>
+        <w:t>的票据不可改。</w:t>
       </w:r>
     </w:p>
     <w:p>

--- a/docs/操作手册.docx
+++ b/docs/操作手册.docx
@@ -823,6 +823,38 @@
       </w:r>
       <w:r>
         <w:t>的票据不可改。</w:t>
+      </w:r>
+    </w:p>
+    <w:p>
+      <w:pPr>
+        <w:pStyle w:val="ListBullet"/>
+      </w:pPr>
+      <w:r>
+        <w:rPr>
+          <w:b/>
+        </w:rPr>
+        <w:t>应收票据可「删除」</w:t>
+      </w:r>
+      <w:r>
+        <w:t>（录错可彻底移除）：「修改」旁有「删除」按钮，</w:t>
+      </w:r>
+      <w:r>
+        <w:rPr>
+          <w:b/>
+        </w:rPr>
+        <w:t>仅未使用</w:t>
+      </w:r>
+      <w:r>
+        <w:t>（未冲应收、未背书抵应付）</w:t>
+      </w:r>
+      <w:r>
+        <w:rPr>
+          <w:b/>
+        </w:rPr>
+        <w:t>且非期初</w:t>
+      </w:r>
+      <w:r>
+        <w:t>的票据可删——删除是干净的（该票据不挂应收/应付、无银行日记账、无镜像）。已使用的票据请先到对应发票撤销冲销再删；期初票据走期初导入处理。收款统一一览中的票据行同样可删（背书抵付那种已使用的票据不出现删除按钮）。</w:t>
       </w:r>
     </w:p>
     <w:p>

--- a/docs/操作手册.docx
+++ b/docs/操作手册.docx
@@ -842,19 +842,28 @@
         <w:rPr>
           <w:b/>
         </w:rPr>
-        <w:t>仅未使用</w:t>
+        <w:t>只要未使用</w:t>
       </w:r>
       <w:r>
-        <w:t>（未冲应收、未背书抵应付）</w:t>
+        <w:t>（未冲应收、未背书抵应付）即可删——</w:t>
       </w:r>
       <w:r>
         <w:rPr>
           <w:b/>
         </w:rPr>
-        <w:t>且非期初</w:t>
+        <w:t>含期初导入的票据</w:t>
       </w:r>
       <w:r>
-        <w:t>的票据可删——删除是干净的（该票据不挂应收/应付、无银行日记账、无镜像）。已使用的票据请先到对应发票撤销冲销再删；期初票据走期初导入处理。收款统一一览中的票据行同样可删（背书抵付那种已使用的票据不出现删除按钮）。</w:t>
+        <w:t>（期初票据恰恰最易录错），删除是干净的（该票据不挂应收/应付、无银行日记账、无镜像）。</w:t>
+      </w:r>
+      <w:r>
+        <w:rPr>
+          <w:b/>
+        </w:rPr>
+        <w:t>已使用</w:t>
+      </w:r>
+      <w:r>
+        <w:t>的票据不出现删除按钮，如需更正请先到对应发票撤销冲销再删。收款统一一览中的票据行同样可删。</w:t>
       </w:r>
     </w:p>
     <w:p>

--- a/docs/操作手册.docx
+++ b/docs/操作手册.docx
@@ -823,6 +823,38 @@
       </w:r>
       <w:r>
         <w:t>的票据不可改。</w:t>
+      </w:r>
+    </w:p>
+    <w:p>
+      <w:pPr>
+        <w:pStyle w:val="ListBullet"/>
+      </w:pPr>
+      <w:r>
+        <w:rPr>
+          <w:b/>
+        </w:rPr>
+        <w:t>应收票据「已用」可点查使用明细</w:t>
+      </w:r>
+      <w:r>
+        <w:t>：列表里票据的「已用」金额若 &gt; 0，点它直接进</w:t>
+      </w:r>
+      <w:r>
+        <w:rPr>
+          <w:b/>
+        </w:rPr>
+        <w:t>该票据使用明细</w:t>
+      </w:r>
+      <w:r>
+        <w:t>（显示出票 + 每笔冲应收/背书抵应付的日期、被冲发票号，可点进发票），</w:t>
+      </w:r>
+      <w:r>
+        <w:rPr>
+          <w:b/>
+        </w:rPr>
+        <w:t>看全部、不受日期区间限制</w:t>
+      </w:r>
+      <w:r>
+        <w:t>。用于回答"这张票的已用额是什么时候、冲了哪张发票"。</w:t>
       </w:r>
     </w:p>
     <w:p>

--- a/docs/操作手册.docx
+++ b/docs/操作手册.docx
@@ -823,6 +823,29 @@
       </w:r>
       <w:r>
         <w:t>的票据不可改。</w:t>
+      </w:r>
+    </w:p>
+    <w:p>
+      <w:pPr>
+        <w:pStyle w:val="ListBullet"/>
+      </w:pPr>
+      <w:r>
+        <w:rPr>
+          <w:b/>
+        </w:rPr>
+        <w:t>撤销票据冲销</w:t>
+      </w:r>
+      <w:r>
+        <w:t>（更正误用的票据）：发票详情的「核销明细」中，「应收票据冲销 / 背书抵付 / 应付票据抵付」行可点「撤销」；票据使用明细里每笔使用也可「撤销」。撤销后</w:t>
+      </w:r>
+      <w:r>
+        <w:rPr>
+          <w:b/>
+        </w:rPr>
+        <w:t>退回本发票未核销额、恢复票据未用额、票据回到「在手」</w:t>
+      </w:r>
+      <w:r>
+        <w:t>，并删除该冲销记录（记审计）。用于"误把收到的客户票据当作核销/背书用掉"等更正。</w:t>
       </w:r>
     </w:p>
     <w:p>

--- a/docs/操作手册.docx
+++ b/docs/操作手册.docx
@@ -616,7 +616,7 @@
         <w:t>票据号码</w:t>
       </w:r>
       <w:r>
-        <w:t>、出票日期、到期日期、票面金额；下方可直接勾选要冲抵的销售发票（冲应收，合计可小于票面、余额留在手）。</w:t>
+        <w:t>、出票日期、到期日期、票面金额；下方可直接勾选要冲抵的销售发票（冲应收账款）。</w:t>
       </w:r>
     </w:p>
     <w:p>
@@ -628,7 +628,82 @@
           <w:i/>
           <w:color w:val="744210"/>
         </w:rPr>
-        <w:t>票据后续到期托收/贴现，到「资金 ▸ 应收票据」操作。</w:t>
+        <w:t xml:space="preserve">⚠️ </w:t>
+      </w:r>
+      <w:r>
+        <w:rPr>
+          <w:b/>
+          <w:i/>
+          <w:color w:val="744210"/>
+        </w:rPr>
+        <w:t>重要口径</w:t>
+      </w:r>
+      <w:r>
+        <w:rPr>
+          <w:i/>
+          <w:color w:val="744210"/>
+        </w:rPr>
+        <w:t>：收到客户票据抵应收账款 = 借应收票据 / 贷应收账款——</w:t>
+      </w:r>
+      <w:r>
+        <w:rPr>
+          <w:b/>
+          <w:i/>
+          <w:color w:val="744210"/>
+        </w:rPr>
+        <w:t>冲应收账款只减少应收账款，不消耗票据</w:t>
+      </w:r>
+      <w:r>
+        <w:rPr>
+          <w:i/>
+          <w:color w:val="744210"/>
+        </w:rPr>
+        <w:t>。这张票仍是你「</w:t>
+      </w:r>
+      <w:r>
+        <w:rPr>
+          <w:b/>
+          <w:i/>
+          <w:color w:val="744210"/>
+        </w:rPr>
+        <w:t>持有的应收票据（在手、未用=票面）</w:t>
+      </w:r>
+      <w:r>
+        <w:rPr>
+          <w:i/>
+          <w:color w:val="744210"/>
+        </w:rPr>
+        <w:t>」，之后可整张</w:t>
+      </w:r>
+      <w:r>
+        <w:rPr>
+          <w:b/>
+          <w:i/>
+          <w:color w:val="744210"/>
+        </w:rPr>
+        <w:t>背书给供应商</w:t>
+      </w:r>
+      <w:r>
+        <w:rPr>
+          <w:i/>
+          <w:color w:val="744210"/>
+        </w:rPr>
+        <w:t>或</w:t>
+      </w:r>
+      <w:r>
+        <w:rPr>
+          <w:b/>
+          <w:i/>
+          <w:color w:val="744210"/>
+        </w:rPr>
+        <w:t>到期托收进银行</w:t>
+      </w:r>
+      <w:r>
+        <w:rPr>
+          <w:i/>
+          <w:color w:val="744210"/>
+        </w:rPr>
+        <w:t>。即「冲应收」是票"进来"，「背书/托收」才是票"出去"消耗未用额。  票据后续到期托收/贴现、背书抵应付，到「资金 ▸ 应收票据」操作。</w:t>
       </w:r>
     </w:p>
     <w:p>

--- a/docs/操作手册.docx
+++ b/docs/操作手册.docx
@@ -921,6 +921,29 @@
       </w:r>
       <w:r>
         <w:t>，并删除该冲销记录（记审计）。用于"误把收到的客户票据当作核销/背书用掉"等更正。</w:t>
+      </w:r>
+    </w:p>
+    <w:p>
+      <w:pPr>
+        <w:pStyle w:val="ListBullet"/>
+      </w:pPr>
+      <w:r>
+        <w:rPr>
+          <w:b/>
+        </w:rPr>
+        <w:t>列表底部合计行</w:t>
+      </w:r>
+      <w:r>
+        <w:t>：应收票据（票面/已用/未用）、收款登记、付款登记（金额/已核销/未核销）列表底部均有一行</w:t>
+      </w:r>
+      <w:r>
+        <w:rPr>
+          <w:b/>
+        </w:rPr>
+        <w:t>合计</w:t>
+      </w:r>
+      <w:r>
+        <w:t>，随当前筛选/日期区间变化。</w:t>
       </w:r>
     </w:p>
     <w:p>

--- a/docs/操作手册.docx
+++ b/docs/操作手册.docx
@@ -934,7 +934,7 @@
         <w:t>列表底部合计行</w:t>
       </w:r>
       <w:r>
-        <w:t>：应收票据（票面/已用/未用）、收款登记、付款登记（金额/已核销/未核销）列表底部均有一行</w:t>
+        <w:t>：应收票据（期初金额/本期收入/已用/未用）、收款登记、付款登记（金额/已核销/未核销）列表底部均有一行</w:t>
       </w:r>
       <w:r>
         <w:rPr>
@@ -944,6 +944,38 @@
       </w:r>
       <w:r>
         <w:t>，随当前筛选/日期区间变化。</w:t>
+      </w:r>
+    </w:p>
+    <w:p>
+      <w:pPr>
+        <w:pStyle w:val="ListBullet"/>
+      </w:pPr>
+      <w:r>
+        <w:rPr>
+          <w:b/>
+        </w:rPr>
+        <w:t>应收票据「票面」拆为「期初金额 / 本期收入」</w:t>
+      </w:r>
+      <w:r>
+        <w:t>：期初导入的票据（is_opening）金额计入</w:t>
+      </w:r>
+      <w:r>
+        <w:rPr>
+          <w:b/>
+        </w:rPr>
+        <w:t>期初金额</w:t>
+      </w:r>
+      <w:r>
+        <w:t>列，本期出票的计入</w:t>
+      </w:r>
+      <w:r>
+        <w:rPr>
+          <w:b/>
+        </w:rPr>
+        <w:t>本期收入</w:t>
+      </w:r>
+      <w:r>
+        <w:t>列（导出 Excel 同样两列）。</w:t>
       </w:r>
     </w:p>
     <w:p>

--- a/docs/操作手册.docx
+++ b/docs/操作手册.docx
@@ -934,7 +934,16 @@
         <w:t>列表底部合计行</w:t>
       </w:r>
       <w:r>
-        <w:t>：应收票据（期初金额/本期收入/已用/未用）、收款登记、付款登记（金额/已核销/未核销）列表底部均有一行</w:t>
+        <w:t>：应收票据（期初金额/本期收入/已用/未用）、收款登记、付款登记（金额/已核销/未核销）、</w:t>
+      </w:r>
+      <w:r>
+        <w:rPr>
+          <w:b/>
+        </w:rPr>
+        <w:t>销售出库（不含税售额/含税售额/结转成本）</w:t>
+      </w:r>
+      <w:r>
+        <w:t xml:space="preserve"> 列表底部均有一行</w:t>
       </w:r>
       <w:r>
         <w:rPr>
@@ -944,6 +953,20 @@
       </w:r>
       <w:r>
         <w:t>，随当前筛选/日期区间变化。</w:t>
+      </w:r>
+    </w:p>
+    <w:p>
+      <w:pPr>
+        <w:pStyle w:val="ListBullet"/>
+      </w:pPr>
+      <w:r>
+        <w:rPr>
+          <w:b/>
+        </w:rPr>
+        <w:t>销售出库列表加「不含税售额」列</w:t>
+      </w:r>
+      <w:r>
+        <w:t>：在含税售额左侧显示不含税销售额（导出 Excel 同列）。合计只汇总金额列，总数量异构不跨单相加。</w:t>
       </w:r>
     </w:p>
     <w:p>

--- a/docs/操作手册.docx
+++ b/docs/操作手册.docx
@@ -967,6 +967,20 @@
       </w:r>
       <w:r>
         <w:t>：在含税售额左侧显示不含税销售额（导出 Excel 同列）。合计只汇总金额列，总数量异构不跨单相加。</w:t>
+      </w:r>
+    </w:p>
+    <w:p>
+      <w:pPr>
+        <w:pStyle w:val="ListBullet"/>
+      </w:pPr>
+      <w:r>
+        <w:rPr>
+          <w:b/>
+        </w:rPr>
+        <w:t>采购入库列表加「不含税合计」列 + 合计行</w:t>
+      </w:r>
+      <w:r>
+        <w:t>：入库成本/不含税合计/含税合计列底部合计（对称销售出库）。</w:t>
       </w:r>
     </w:p>
     <w:p>

--- a/docs/操作手册.docx
+++ b/docs/操作手册.docx
@@ -703,7 +703,61 @@
           <w:i/>
           <w:color w:val="744210"/>
         </w:rPr>
-        <w:t>。即「冲应收」是票"进来"，「背书/托收」才是票"出去"消耗未用额。  票据后续到期托收/贴现、背书抵应付，到「资金 ▸ 应收票据」操作。</w:t>
+        <w:t>。即「冲应收」是票"进来"，「背书/托收」才是票"出去"消耗未用额。  票据后续到期兑付/贴现、背书抵应付，到「资金 ▸ 应收票据」操作。</w:t>
+      </w:r>
+    </w:p>
+    <w:p>
+      <w:pPr>
+        <w:pStyle w:val="ListBullet"/>
+      </w:pPr>
+      <w:r>
+        <w:rPr>
+          <w:b/>
+        </w:rPr>
+        <w:t>到期兑付</w:t>
+      </w:r>
+      <w:r>
+        <w:t>：票据到期，承兑行付款进银行。点应收票据列表的「到期兑付」→ 选收款银行账户、日期、票面金额（默认未用额）→ 票面进银行存款（自动生成银行日记账，业务类型「票据兑现」），票据消耗。分录：借 银行存款 / 贷 应收票据。</w:t>
+      </w:r>
+    </w:p>
+    <w:p>
+      <w:pPr>
+        <w:pStyle w:val="ListBullet"/>
+      </w:pPr>
+      <w:r>
+        <w:rPr>
+          <w:b/>
+        </w:rPr>
+        <w:t>贴现</w:t>
+      </w:r>
+      <w:r>
+        <w:t>：到期前卖给银行提前拿钱。点「贴现」→ 选银行账户、日期、票面金额、</w:t>
+      </w:r>
+      <w:r>
+        <w:rPr>
+          <w:b/>
+        </w:rPr>
+        <w:t>实收净额</w:t>
+      </w:r>
+      <w:r>
+        <w:t>（银行实际到账）→ 实收净额进银行存款，</w:t>
+      </w:r>
+      <w:r>
+        <w:rPr>
+          <w:b/>
+        </w:rPr>
+        <w:t>贴现息=票面−实收</w:t>
+      </w:r>
+      <w:r>
+        <w:t>自动记一笔财务费用，票据消耗。分录：借 银行存款(净额) + 财务费用(息) / 贷 应收票据(票面)。</w:t>
+      </w:r>
+    </w:p>
+    <w:p>
+      <w:pPr>
+        <w:pStyle w:val="ListBullet"/>
+      </w:pPr>
+      <w:r>
+        <w:t>兑付/贴现都可在「票据使用明细」里点「撤销」回退（恢复票据未用额 + 删对应银行日记账/财务费用）。</w:t>
       </w:r>
     </w:p>
     <w:p>

--- a/docs/操作手册.docx
+++ b/docs/操作手册.docx
@@ -898,6 +898,64 @@
       </w:r>
       <w:r>
         <w:t>（镜像），并自动带上代表本公司的供应商。源单作废会联动作废。商品按编码在对方自动配齐。</w:t>
+      </w:r>
+    </w:p>
+    <w:p>
+      <w:pPr>
+        <w:pStyle w:val="ListBullet"/>
+      </w:pPr>
+      <w:r>
+        <w:rPr>
+          <w:b/>
+        </w:rPr>
+        <w:t>镜像入库成本口径</w:t>
+      </w:r>
+      <w:r>
+        <w:t>：</w:t>
+      </w:r>
+      <w:r>
+        <w:rPr>
+          <w:b/>
+        </w:rPr>
+        <w:t>销售</w:t>
+      </w:r>
+      <w:r>
+        <w:t>镜像下，对方的入库成本=本公司出库行的</w:t>
+      </w:r>
+      <w:r>
+        <w:rPr>
+          <w:b/>
+        </w:rPr>
+        <w:t>不含税售额</w:t>
+      </w:r>
+      <w:r>
+        <w:t>（对方按你的售价买进，含税/税额一并镜像，便于对方据此收采购发票）；若该行未录售价则回退按结转成本平移。</w:t>
+      </w:r>
+      <w:r>
+        <w:rPr>
+          <w:b/>
+        </w:rPr>
+        <w:t>借调</w:t>
+      </w:r>
+      <w:r>
+        <w:t>镜像仍按结转成本平移（不涉税、无加价）。</w:t>
+      </w:r>
+    </w:p>
+    <w:p>
+      <w:pPr>
+        <w:pStyle w:val="ListBullet"/>
+      </w:pPr>
+      <w:r>
+        <w:t>镜像入库单不可直接改；要改计价/数量，请</w:t>
+      </w:r>
+      <w:r>
+        <w:rPr>
+          <w:b/>
+        </w:rPr>
+        <w:t>作废源销售出库单重录</w:t>
+      </w:r>
+      <w:r>
+        <w:t>（联动重生成镜像）。</w:t>
       </w:r>
     </w:p>
     <w:p>

--- a/docs/操作手册.docx
+++ b/docs/操作手册.docx
@@ -955,7 +955,16 @@
         <w:t>作废源销售出库单重录</w:t>
       </w:r>
       <w:r>
-        <w:t>（联动重生成镜像）。</w:t>
+        <w:t>（联动重生成镜像）。销售出库</w:t>
+      </w:r>
+      <w:r>
+        <w:rPr>
+          <w:b/>
+        </w:rPr>
+        <w:t>列表操作列有「作废」按钮</w:t>
+      </w:r>
+      <w:r>
+        <w:t>（也可点单号进详情作废）：作废反向冲减库存，有镜像则联动作废对方入库。</w:t>
       </w:r>
     </w:p>
     <w:p>

--- a/docs/操作手册.docx
+++ b/docs/操作手册.docx
@@ -1269,6 +1269,29 @@
       </w:r>
       <w:r>
         <w:t>；列表页操作列也有「修改」快捷入口。</w:t>
+      </w:r>
+    </w:p>
+    <w:p>
+      <w:pPr>
+        <w:pStyle w:val="ListBullet"/>
+      </w:pPr>
+      <w:r>
+        <w:rPr>
+          <w:b/>
+        </w:rPr>
+        <w:t>采购入库列表</w:t>
+      </w:r>
+      <w:r>
+        <w:t>操作列有「作废」按钮（也可点单号进详情作废）：反向冲减库存。</w:t>
+      </w:r>
+      <w:r>
+        <w:rPr>
+          <w:b/>
+        </w:rPr>
+        <w:t>镜像生成的入库单不显示作废</w:t>
+      </w:r>
+      <w:r>
+        <w:t>（要作废请作废对方源销售出库单以联动）。</w:t>
       </w:r>
     </w:p>
     <w:p>

--- a/docs/操作手册.docx
+++ b/docs/操作手册.docx
@@ -1315,6 +1315,29 @@
       </w:r>
       <w:r>
         <w:t>（即"刚录错、马上撤"）、且非镜像 / 未开票 / 当月 / 本人或管理员时才出现；其余情况请用「作废」（反冲库存、留痕）。</w:t>
+      </w:r>
+    </w:p>
+    <w:p>
+      <w:pPr>
+        <w:pStyle w:val="ListBullet"/>
+      </w:pPr>
+      <w:r>
+        <w:rPr>
+          <w:b/>
+        </w:rPr>
+        <w:t>销售出库</w:t>
+      </w:r>
+      <w:r>
+        <w:t>同样有「删除」（彻底移除并反冲库存，对称采购入库）：</w:t>
+      </w:r>
+      <w:r>
+        <w:rPr>
+          <w:b/>
+        </w:rPr>
+        <w:t>仅当该出库后该商品再无其它出入库变动</w:t>
+      </w:r>
+      <w:r>
+        <w:t>（即"刚录错、马上撤"）、且未生成关联镜像 / 未开票 / 当月 / 本人或管理员时才出现（列表与详情页都有）；其余情况请用「作废」。已生成镜像入库的出库单不显示删除，要撤请「作废」以联动作废对方入库。</w:t>
       </w:r>
     </w:p>
     <w:p>

--- a/docs/操作手册.docx
+++ b/docs/操作手册.docx
@@ -64,7 +64,7 @@
           <w:i/>
           <w:color w:val="744210"/>
         </w:rPr>
-        <w:t>。  版本：v2（含费用/佣金、账期逾期、各类销售分析报表、期初锁定、集团抬头等）。</w:t>
+        <w:t>。  版本：v3（启用日 2026-07-01；往来单位统一编码；销售/采购订单与补单回挂；销购退回；报表默认不早于启用日）。</w:t>
       </w:r>
     </w:p>
     <w:p>
@@ -251,7 +251,7 @@
         <w:rPr>
           <w:b/>
         </w:rPr>
-        <w:t>总览表 / 基础资料 / 采购 / 销售 / 费用 / 库存报表 / 查询 / 资金 / 报表</w:t>
+        <w:t>总览表 / 基础资料 / 采购 / 销售 / 费用 / 库存报表 / 查询 / 资金 / 财务管理 / 报表</w:t>
       </w:r>
       <w:r>
         <w:t>；右上「当前账套」切换公司（C1/C2/C3）；右上用户名 → 修改密码 / 用户管理 / 后台管理。</w:t>
@@ -322,18 +322,442 @@
         <w:t>基础资料</w:t>
       </w:r>
       <w:r>
-        <w:t>菜单：商品、客户、供应商、费用类别、银行账户。每家公司各自维护。</w:t>
-      </w:r>
-    </w:p>
-    <w:p>
+        <w:t>菜单：商品、</w:t>
+      </w:r>
       <w:r>
         <w:rPr>
           <w:b/>
         </w:rPr>
-        <w:t>关联企业要点</w:t>
-      </w:r>
-      <w:r>
-        <w:t>：客户/供应商若是系统内的关联公司（C1/C2/C3 互相），要在其「对应关联企业」里选上——这样关联交易自动联动、利润表内部抵销才认得出来。</w:t>
+        <w:t>往来单位</w:t>
+      </w:r>
+      <w:r>
+        <w:t>、费用类别、银行账户、开具发票额度录入。每家公司各自维护。</w:t>
+      </w:r>
+    </w:p>
+    <w:p>
+      <w:pPr>
+        <w:ind w:left="240"/>
+      </w:pPr>
+      <w:r>
+        <w:rPr>
+          <w:i/>
+          <w:color w:val="744210"/>
+        </w:rPr>
+        <w:t>客户 / 供应商不再分两套主数据。菜单里「客户（筛选）」「供应商（筛选）」只是按角色过滤的快捷入口，底层仍是往来单位。</w:t>
+      </w:r>
+    </w:p>
+    <w:p>
+      <w:pPr>
+        <w:pStyle w:val="Heading3"/>
+      </w:pPr>
+      <w:r>
+        <w:t>1.3.1 往来单位（编码与角色）</w:t>
+      </w:r>
+    </w:p>
+    <w:p>
+      <w:r>
+        <w:t>新建或维护时请遵守：</w:t>
+      </w:r>
+    </w:p>
+    <w:tbl>
+      <w:tblPr>
+        <w:tblStyle w:val="LightGrid-Accent1"/>
+        <w:tblW w:type="auto" w:w="0"/>
+        <w:tblLook w:firstColumn="1" w:firstRow="1" w:lastColumn="0" w:lastRow="0" w:noHBand="0" w:noVBand="1" w:val="04A0"/>
+      </w:tblPr>
+      <w:tblGrid>
+        <w:gridCol w:w="4320"/>
+        <w:gridCol w:w="4320"/>
+      </w:tblGrid>
+      <w:tr>
+        <w:tc>
+          <w:tcPr>
+            <w:tcW w:type="dxa" w:w="4320"/>
+          </w:tcPr>
+          <w:p>
+            <w:r>
+              <w:rPr>
+                <w:b/>
+              </w:rPr>
+              <w:t>项</w:t>
+            </w:r>
+          </w:p>
+        </w:tc>
+        <w:tc>
+          <w:tcPr>
+            <w:tcW w:type="dxa" w:w="4320"/>
+          </w:tcPr>
+          <w:p>
+            <w:r>
+              <w:rPr>
+                <w:b/>
+              </w:rPr>
+              <w:t>规则</w:t>
+            </w:r>
+          </w:p>
+        </w:tc>
+      </w:tr>
+      <w:tr>
+        <w:tc>
+          <w:tcPr>
+            <w:tcW w:type="dxa" w:w="4320"/>
+          </w:tcPr>
+          <w:p>
+            <w:r>
+              <w:rPr>
+                <w:b/>
+              </w:rPr>
+              <w:t>编码</w:t>
+            </w:r>
+          </w:p>
+        </w:tc>
+        <w:tc>
+          <w:tcPr>
+            <w:tcW w:type="dxa" w:w="4320"/>
+          </w:tcPr>
+          <w:p>
+            <w:r>
+              <w:t xml:space="preserve">以 </w:t>
+            </w:r>
+            <w:r>
+              <w:rPr>
+                <w:b/>
+              </w:rPr>
+              <w:t>`W` 开头 + 四位数字</w:t>
+            </w:r>
+            <w:r>
+              <w:t xml:space="preserve">，如 </w:t>
+            </w:r>
+            <w:r>
+              <w:rPr>
+                <w:rFonts w:ascii="Consolas" w:hAnsi="Consolas"/>
+                <w:color w:val="C026D3"/>
+              </w:rPr>
+              <w:t>W0001</w:t>
+            </w:r>
+            <w:r>
+              <w:t>、</w:t>
+            </w:r>
+            <w:r>
+              <w:rPr>
+                <w:rFonts w:ascii="Consolas" w:hAnsi="Consolas"/>
+                <w:color w:val="C026D3"/>
+              </w:rPr>
+              <w:t>W0012</w:t>
+            </w:r>
+            <w:r>
+              <w:t>（同一账套内唯一）</w:t>
+            </w:r>
+          </w:p>
+        </w:tc>
+      </w:tr>
+      <w:tr>
+        <w:tc>
+          <w:tcPr>
+            <w:tcW w:type="dxa" w:w="4320"/>
+          </w:tcPr>
+          <w:p>
+            <w:r>
+              <w:rPr>
+                <w:b/>
+              </w:rPr>
+              <w:t>只做客户</w:t>
+            </w:r>
+          </w:p>
+        </w:tc>
+        <w:tc>
+          <w:tcPr>
+            <w:tcW w:type="dxa" w:w="4320"/>
+          </w:tcPr>
+          <w:p>
+            <w:r>
+              <w:t>勾「客户」</w:t>
+            </w:r>
+          </w:p>
+        </w:tc>
+      </w:tr>
+      <w:tr>
+        <w:tc>
+          <w:tcPr>
+            <w:tcW w:type="dxa" w:w="4320"/>
+          </w:tcPr>
+          <w:p>
+            <w:r>
+              <w:rPr>
+                <w:b/>
+              </w:rPr>
+              <w:t>只做供应商</w:t>
+            </w:r>
+          </w:p>
+        </w:tc>
+        <w:tc>
+          <w:tcPr>
+            <w:tcW w:type="dxa" w:w="4320"/>
+          </w:tcPr>
+          <w:p>
+            <w:r>
+              <w:t>勾「供应商」</w:t>
+            </w:r>
+          </w:p>
+        </w:tc>
+      </w:tr>
+      <w:tr>
+        <w:tc>
+          <w:tcPr>
+            <w:tcW w:type="dxa" w:w="4320"/>
+          </w:tcPr>
+          <w:p>
+            <w:r>
+              <w:rPr>
+                <w:b/>
+              </w:rPr>
+              <w:t>兼营</w:t>
+            </w:r>
+          </w:p>
+        </w:tc>
+        <w:tc>
+          <w:tcPr>
+            <w:tcW w:type="dxa" w:w="4320"/>
+          </w:tcPr>
+          <w:p>
+            <w:r>
+              <w:t>「客户」「供应商」</w:t>
+            </w:r>
+            <w:r>
+              <w:rPr>
+                <w:b/>
+              </w:rPr>
+              <w:t>都勾</w:t>
+            </w:r>
+            <w:r>
+              <w:t>（对冲、一户两账都靠这一条）</w:t>
+            </w:r>
+          </w:p>
+        </w:tc>
+      </w:tr>
+    </w:tbl>
+    <w:p/>
+    <w:p>
+      <w:r>
+        <w:t>销售出库/销售订单/收款等只显示勾了「客户」的单位；采购入库/采购订单/付款等只显示勾了「供应商」的单位。</w:t>
+      </w:r>
+    </w:p>
+    <w:p>
+      <w:pPr>
+        <w:pStyle w:val="Heading3"/>
+      </w:pPr>
+      <w:r>
+        <w:t>1.3.2 三家关联企业怎么挂</w:t>
+      </w:r>
+    </w:p>
+    <w:p>
+      <w:r>
+        <w:t>安博诺 / 恒本源 / 鸿威达互为关联方时：</w:t>
+      </w:r>
+      <w:r>
+        <w:rPr>
+          <w:b/>
+        </w:rPr>
+        <w:t>一条往来单位只选一个「对应关联企业」</w:t>
+      </w:r>
+      <w:r>
+        <w:t>（不必改成多选）。三角互相关联靠</w:t>
+      </w:r>
+      <w:r>
+        <w:rPr>
+          <w:b/>
+        </w:rPr>
+        <w:t>分账套各建对方</w:t>
+      </w:r>
+      <w:r>
+        <w:t>：</w:t>
+      </w:r>
+    </w:p>
+    <w:tbl>
+      <w:tblPr>
+        <w:tblStyle w:val="LightGrid-Accent1"/>
+        <w:tblW w:type="auto" w:w="0"/>
+        <w:tblLook w:firstColumn="1" w:firstRow="1" w:lastColumn="0" w:lastRow="0" w:noHBand="0" w:noVBand="1" w:val="04A0"/>
+      </w:tblPr>
+      <w:tblGrid>
+        <w:gridCol w:w="2880"/>
+        <w:gridCol w:w="2880"/>
+        <w:gridCol w:w="2880"/>
+      </w:tblGrid>
+      <w:tr>
+        <w:tc>
+          <w:tcPr>
+            <w:tcW w:type="dxa" w:w="2880"/>
+          </w:tcPr>
+          <w:p>
+            <w:r>
+              <w:rPr>
+                <w:b/>
+              </w:rPr>
+              <w:t>当前账套</w:t>
+            </w:r>
+          </w:p>
+        </w:tc>
+        <w:tc>
+          <w:tcPr>
+            <w:tcW w:type="dxa" w:w="2880"/>
+          </w:tcPr>
+          <w:p>
+            <w:r>
+              <w:rPr>
+                <w:b/>
+              </w:rPr>
+              <w:t>往来单位（示例名）</w:t>
+            </w:r>
+          </w:p>
+        </w:tc>
+        <w:tc>
+          <w:tcPr>
+            <w:tcW w:type="dxa" w:w="2880"/>
+          </w:tcPr>
+          <w:p>
+            <w:r>
+              <w:rPr>
+                <w:b/>
+              </w:rPr>
+              <w:t>对应关联企业</w:t>
+            </w:r>
+          </w:p>
+        </w:tc>
+      </w:tr>
+      <w:tr>
+        <w:tc>
+          <w:tcPr>
+            <w:tcW w:type="dxa" w:w="2880"/>
+          </w:tcPr>
+          <w:p>
+            <w:r>
+              <w:t>安博诺</w:t>
+            </w:r>
+          </w:p>
+        </w:tc>
+        <w:tc>
+          <w:tcPr>
+            <w:tcW w:type="dxa" w:w="2880"/>
+          </w:tcPr>
+          <w:p>
+            <w:r>
+              <w:t>恒本源</w:t>
+            </w:r>
+          </w:p>
+        </w:tc>
+        <w:tc>
+          <w:tcPr>
+            <w:tcW w:type="dxa" w:w="2880"/>
+          </w:tcPr>
+          <w:p>
+            <w:r>
+              <w:t>恒本源</w:t>
+            </w:r>
+          </w:p>
+        </w:tc>
+      </w:tr>
+      <w:tr>
+        <w:tc>
+          <w:tcPr>
+            <w:tcW w:type="dxa" w:w="2880"/>
+          </w:tcPr>
+          <w:p>
+            <w:r>
+              <w:t>安博诺</w:t>
+            </w:r>
+          </w:p>
+        </w:tc>
+        <w:tc>
+          <w:tcPr>
+            <w:tcW w:type="dxa" w:w="2880"/>
+          </w:tcPr>
+          <w:p>
+            <w:r>
+              <w:t>鸿威达</w:t>
+            </w:r>
+          </w:p>
+        </w:tc>
+        <w:tc>
+          <w:tcPr>
+            <w:tcW w:type="dxa" w:w="2880"/>
+          </w:tcPr>
+          <w:p>
+            <w:r>
+              <w:t>鸿威达</w:t>
+            </w:r>
+          </w:p>
+        </w:tc>
+      </w:tr>
+      <w:tr>
+        <w:tc>
+          <w:tcPr>
+            <w:tcW w:type="dxa" w:w="2880"/>
+          </w:tcPr>
+          <w:p>
+            <w:r>
+              <w:t>恒本源</w:t>
+            </w:r>
+          </w:p>
+        </w:tc>
+        <w:tc>
+          <w:tcPr>
+            <w:tcW w:type="dxa" w:w="2880"/>
+          </w:tcPr>
+          <w:p>
+            <w:r>
+              <w:t>安博诺</w:t>
+            </w:r>
+          </w:p>
+        </w:tc>
+        <w:tc>
+          <w:tcPr>
+            <w:tcW w:type="dxa" w:w="2880"/>
+          </w:tcPr>
+          <w:p>
+            <w:r>
+              <w:t>安博诺</w:t>
+            </w:r>
+          </w:p>
+        </w:tc>
+      </w:tr>
+      <w:tr>
+        <w:tc>
+          <w:tcPr>
+            <w:tcW w:type="dxa" w:w="2880"/>
+          </w:tcPr>
+          <w:p>
+            <w:r>
+              <w:t>…</w:t>
+            </w:r>
+          </w:p>
+        </w:tc>
+        <w:tc>
+          <w:tcPr>
+            <w:tcW w:type="dxa" w:w="2880"/>
+          </w:tcPr>
+          <w:p>
+            <w:r>
+              <w:t>…</w:t>
+            </w:r>
+          </w:p>
+        </w:tc>
+        <w:tc>
+          <w:tcPr>
+            <w:tcW w:type="dxa" w:w="2880"/>
+          </w:tcPr>
+          <w:p>
+            <w:r>
+              <w:t>…</w:t>
+            </w:r>
+          </w:p>
+        </w:tc>
+      </w:tr>
+    </w:tbl>
+    <w:p/>
+    <w:p>
+      <w:r>
+        <w:t>外部客户/供应商的「对应关联企业」留空。挂对后，关联销售出库会在对方账套自动生成采购入库（镜像）。</w:t>
       </w:r>
     </w:p>
     <w:p>
@@ -344,7 +768,7 @@
         <w:t>一键复制基础资料到其他公司（管理员）</w:t>
       </w:r>
       <w:r>
-        <w:t>：基础资料 ▸ 复制到其他公司。在一家维护好后，把商品/客户/供应商/费用类别一键复制到另两家（编码名称一致；已存在的自动跳过、可反复点）。建议先在 C1 建全 → 复制到 C2/C3。</w:t>
+        <w:t>：基础资料 ▸ 复制到其他公司。在一家维护好后，把商品/往来单位/费用类别一键复制到另两家（编码名称一致；已存在的自动跳过、可反复点）。建议先在 C1 建全 → 复制到 C2/C3。</w:t>
       </w:r>
     </w:p>
     <w:p>
@@ -356,26 +780,14 @@
       </w:r>
     </w:p>
     <w:p>
-      <w:pPr>
-        <w:pStyle w:val="ListNumber"/>
-      </w:pPr>
       <w:r>
         <w:rPr>
           <w:b/>
         </w:rPr>
-        <w:t>采购入库</w:t>
-      </w:r>
-      <w:r>
-        <w:t xml:space="preserve">（采购 ▸ 采购入库 ▸ 新建）：选供应商、日期；填数量、含税单价（自动算金额/税额）；点 </w:t>
-      </w:r>
-      <w:r>
-        <w:rPr>
-          <w:b/>
-        </w:rPr>
-        <w:t>「保存并过账」</w:t>
-      </w:r>
-      <w:r>
-        <w:t>（回车不提交）→ 库存增加、移动加权计成本。</w:t>
+        <w:t>推荐主线（有订单时）</w:t>
+      </w:r>
+      <w:r>
+        <w:t>：采购订单 → 由订单生成入库 / 收票 → 付款。</w:t>
       </w:r>
     </w:p>
     <w:p>
@@ -386,19 +798,10 @@
         <w:rPr>
           <w:b/>
         </w:rPr>
-        <w:t>收到发票</w:t>
-      </w:r>
-      <w:r>
-        <w:t>（入库单 ▸「收到发票」）：自动带出明细 → 登记 → 形成应付；全部收票后显示「发票已收」。发票上可填</w:t>
-      </w:r>
-      <w:r>
-        <w:rPr>
-          <w:b/>
-        </w:rPr>
-        <w:t>账期(天)</w:t>
-      </w:r>
-      <w:r>
-        <w:t>。</w:t>
+        <w:t>采购订单</w:t>
+      </w:r>
+      <w:r>
+        <w:t>（采购 ▸ 采购订单 ▸ 新建）：选供应商（往来单位）、日期与明细 → 保存。列表可看「进度」（待收货/待收票）。</w:t>
       </w:r>
     </w:p>
     <w:p>
@@ -409,6 +812,84 @@
         <w:rPr>
           <w:b/>
         </w:rPr>
+        <w:t>由订单生成入库 / 发票</w:t>
+      </w:r>
+      <w:r>
+        <w:t>：在订单详情按待收数量生成采购入库或采购发票（数量不超待收/待收票；支持先票后货）。</w:t>
+      </w:r>
+    </w:p>
+    <w:p>
+      <w:pPr>
+        <w:pStyle w:val="ListNumber"/>
+      </w:pPr>
+      <w:r>
+        <w:rPr>
+          <w:b/>
+        </w:rPr>
+        <w:t>无订单时仍可直接入库</w:t>
+      </w:r>
+      <w:r>
+        <w:t>：采购 ▸ 采购入库 ▸ 新建：选供应商、日期、</w:t>
+      </w:r>
+      <w:r>
+        <w:rPr>
+          <w:b/>
+        </w:rPr>
+        <w:t>入库方式</w:t>
+      </w:r>
+      <w:r>
+        <w:t xml:space="preserve">（外购 / 借调 / </w:t>
+      </w:r>
+      <w:r>
+        <w:rPr>
+          <w:b/>
+        </w:rPr>
+        <w:t>采购退回</w:t>
+      </w:r>
+      <w:r>
+        <w:t xml:space="preserve">）；填数量、含税单价 → </w:t>
+      </w:r>
+      <w:r>
+        <w:rPr>
+          <w:b/>
+        </w:rPr>
+        <w:t>「保存并过账」</w:t>
+      </w:r>
+      <w:r>
+        <w:t xml:space="preserve"> → 库存增加（采购退回则库存减少）。</w:t>
+      </w:r>
+    </w:p>
+    <w:p>
+      <w:pPr>
+        <w:pStyle w:val="ListNumber"/>
+      </w:pPr>
+      <w:r>
+        <w:rPr>
+          <w:b/>
+        </w:rPr>
+        <w:t>收到发票</w:t>
+      </w:r>
+      <w:r>
+        <w:t>（入库单 ▸「收到发票」或由订单生成）：形成应付；可填</w:t>
+      </w:r>
+      <w:r>
+        <w:rPr>
+          <w:b/>
+        </w:rPr>
+        <w:t>账期(天)</w:t>
+      </w:r>
+      <w:r>
+        <w:t>。</w:t>
+      </w:r>
+    </w:p>
+    <w:p>
+      <w:pPr>
+        <w:pStyle w:val="ListNumber"/>
+      </w:pPr>
+      <w:r>
+        <w:rPr>
+          <w:b/>
+        </w:rPr>
         <w:t>付款</w:t>
       </w:r>
       <w:r>
@@ -471,11 +952,42 @@
       </w:r>
     </w:p>
     <w:p>
+      <w:r>
+        <w:rPr>
+          <w:b/>
+        </w:rPr>
+        <w:t>补单回挂</w:t>
+      </w:r>
+      <w:r>
+        <w:t>：历史已有入库/发票但还没订单时，用「采购 ▸ 采购补单回挂」勾选后生成订单并回挂（</w:t>
+      </w:r>
+      <w:r>
+        <w:rPr>
+          <w:b/>
+        </w:rPr>
+        <w:t>只改关联与进度，不改金额/库存</w:t>
+      </w:r>
+      <w:r>
+        <w:t>）。</w:t>
+      </w:r>
+    </w:p>
+    <w:p>
       <w:pPr>
         <w:pStyle w:val="Heading2"/>
       </w:pPr>
       <w:r>
         <w:t>1.5 销售流程（出货）</w:t>
+      </w:r>
+    </w:p>
+    <w:p>
+      <w:r>
+        <w:rPr>
+          <w:b/>
+        </w:rPr>
+        <w:t>推荐主线（有订单时）</w:t>
+      </w:r>
+      <w:r>
+        <w:t>：销售订单 → 由订单生成出库 / 开票 → 收款。</w:t>
       </w:r>
     </w:p>
     <w:p>
@@ -486,10 +998,10 @@
         <w:rPr>
           <w:b/>
         </w:rPr>
-        <w:t>销售出库</w:t>
-      </w:r>
-      <w:r>
-        <w:t>（销售 ▸ 销售出库 ▸ 新建）：选客户、日期、数量、含税单价 →「保存并过账」→ 库存减少、按移动加权结转成本。</w:t>
+        <w:t>销售订单</w:t>
+      </w:r>
+      <w:r>
+        <w:t>（销售 ▸ 销售订单 ▸ 新建）：选客户（往来单位）、日期与明细 → 保存。列表可看「进度」（待发/待开）。</w:t>
       </w:r>
     </w:p>
     <w:p>
@@ -500,10 +1012,56 @@
         <w:rPr>
           <w:b/>
         </w:rPr>
+        <w:t>由订单生成出库 / 发票</w:t>
+      </w:r>
+      <w:r>
+        <w:t>：在订单详情按待发数量生成销售出库或销售发票（数量不超待发/待开；支持先票后货）。</w:t>
+      </w:r>
+    </w:p>
+    <w:p>
+      <w:pPr>
+        <w:pStyle w:val="ListNumber"/>
+      </w:pPr>
+      <w:r>
+        <w:rPr>
+          <w:b/>
+        </w:rPr>
+        <w:t>无订单时仍可直接出库</w:t>
+      </w:r>
+      <w:r>
+        <w:t>：销售 ▸ 销售出库 ▸ 新建：选客户、日期、</w:t>
+      </w:r>
+      <w:r>
+        <w:rPr>
+          <w:b/>
+        </w:rPr>
+        <w:t>出库方式</w:t>
+      </w:r>
+      <w:r>
+        <w:t xml:space="preserve">（销售 / 借出 / 归还 / </w:t>
+      </w:r>
+      <w:r>
+        <w:rPr>
+          <w:b/>
+        </w:rPr>
+        <w:t>销售退回</w:t>
+      </w:r>
+      <w:r>
+        <w:t>）、数量、含税单价 →「保存并过账」→ 库存减少（销售退回则库存增加）。</w:t>
+      </w:r>
+    </w:p>
+    <w:p>
+      <w:pPr>
+        <w:pStyle w:val="ListNumber"/>
+      </w:pPr>
+      <w:r>
+        <w:rPr>
+          <w:b/>
+        </w:rPr>
         <w:t>开具发票</w:t>
       </w:r>
       <w:r>
-        <w:t>（出库单 ▸「开具发票」）：带出明细 → 形成应收；全部开票后显示「发票已开具」。可填</w:t>
+        <w:t>（出库单 ▸「开具发票」或由订单生成）：形成应收；可填</w:t>
       </w:r>
       <w:r>
         <w:rPr>
@@ -761,6 +1319,26 @@
       </w:r>
     </w:p>
     <w:p>
+      <w:r>
+        <w:rPr>
+          <w:b/>
+        </w:rPr>
+        <w:t>补单回挂</w:t>
+      </w:r>
+      <w:r>
+        <w:t>：历史已有出库/发票但还没订单时，用「销售 ▸ 销售补单回挂」勾选后生成订单并回挂（</w:t>
+      </w:r>
+      <w:r>
+        <w:rPr>
+          <w:b/>
+        </w:rPr>
+        <w:t>只改关联与进度，不改金额/库存</w:t>
+      </w:r>
+      <w:r>
+        <w:t>）。</w:t>
+      </w:r>
+    </w:p>
+    <w:p>
       <w:pPr>
         <w:pStyle w:val="Heading2"/>
       </w:pPr>
@@ -888,7 +1466,7 @@
     </w:p>
     <w:p>
       <w:r>
-        <w:t>一家公司销售出库给关联公司（客户的"对应关联企业"已设）时，系统会在对方公司</w:t>
+        <w:t>一家公司销售出库给关联公司（往来单位的「对应关联企业」已设）时，系统会在对方公司</w:t>
       </w:r>
       <w:r>
         <w:rPr>
@@ -897,7 +1475,7 @@
         <w:t>自动生成采购入库单</w:t>
       </w:r>
       <w:r>
-        <w:t>（镜像），并自动带上代表本公司的供应商。源单作废会联动作废。商品按编码在对方自动配齐。</w:t>
+        <w:t>（镜像），并自动带上代表本公司的供应商（往来单位）。源单作废会联动作废。商品按编码在对方自动配齐。</w:t>
       </w:r>
     </w:p>
     <w:p>
@@ -940,6 +1518,24 @@
       <w:r>
         <w:t>镜像仍按结转成本平移（不涉税、无加价）。</w:t>
       </w:r>
+      <w:r>
+        <w:rPr>
+          <w:b/>
+        </w:rPr>
+        <w:t>销售退回</w:t>
+      </w:r>
+      <w:r>
+        <w:t>镜像为对方</w:t>
+      </w:r>
+      <w:r>
+        <w:rPr>
+          <w:b/>
+        </w:rPr>
+        <w:t>采购退回</w:t>
+      </w:r>
+      <w:r>
+        <w:t>。</w:t>
+      </w:r>
     </w:p>
     <w:p>
       <w:pPr>
@@ -1220,16 +1816,7 @@
         <w:t>其他收支</w:t>
       </w:r>
       <w:r>
-        <w:t>（费用/税费/工资/内部划转等非往来收支）登记后在「银行存款日记账」该行操作列可「修改」「删除」（仅手工登记、</w:t>
-      </w:r>
-      <w:r>
-        <w:rPr>
-          <w:b/>
-        </w:rPr>
-        <w:t>当月</w:t>
-      </w:r>
-      <w:r>
-        <w:t>、未对账的）。</w:t>
+        <w:t>（费用/税费/工资/内部划转等非往来收支）登记后在「银行存款日记账」该行操作列可「修改」「删除」（仅手工登记、未对账、未月结期间的；跨月亦可改，已银行对账或已结账期间不可）。</w:t>
       </w:r>
     </w:p>
     <w:p>
@@ -1530,6 +2117,45 @@
       </w:pPr>
       <w:r>
         <w:t>二、报表（多数支持多公司联合查询 + 导出 Excel）</w:t>
+      </w:r>
+    </w:p>
+    <w:p>
+      <w:r>
+        <w:rPr>
+          <w:b/>
+        </w:rPr>
+        <w:t>总览表</w:t>
+      </w:r>
+      <w:r>
+        <w:t>（顶部菜单）：跨公司四列勾稽。未选手动日期时，默认</w:t>
+      </w:r>
+      <w:r>
+        <w:rPr>
+          <w:b/>
+        </w:rPr>
+        <w:t>上月整月</w:t>
+      </w:r>
+      <w:r>
+        <w:t xml:space="preserve">；若上月早于启用日，则默认 </w:t>
+      </w:r>
+      <w:r>
+        <w:rPr>
+          <w:b/>
+        </w:rPr>
+        <w:t>启用日 ~ 今天</w:t>
+      </w:r>
+      <w:r>
+        <w:t xml:space="preserve">（当前启用日为 2026-07-01，故 7 月内打开总览一般为 </w:t>
+      </w:r>
+      <w:r>
+        <w:rPr>
+          <w:rFonts w:ascii="Consolas" w:hAnsi="Consolas"/>
+          <w:color w:val="C026D3"/>
+        </w:rPr>
+        <w:t>2026-07-01</w:t>
+      </w:r>
+      <w:r>
+        <w:t xml:space="preserve"> ~ 今天）。</w:t>
       </w:r>
     </w:p>
     <w:p>
@@ -1645,7 +2271,7 @@
           </w:tcPr>
           <w:p>
             <w:r>
-              <w:t xml:space="preserve">各供应商：期初/增/减/期末 + </w:t>
+              <w:t xml:space="preserve">各往来单位（供应商角色）：期初/增/减/期末 + </w:t>
             </w:r>
             <w:r>
               <w:rPr>
@@ -1676,7 +2302,7 @@
           </w:tcPr>
           <w:p>
             <w:r>
-              <w:t>各客户：同上 + 逾期/账龄；点名进明细账</w:t>
+              <w:t>各往来单位（客户角色）：同上 + 逾期/账龄；点名进明细账</w:t>
             </w:r>
           </w:p>
         </w:tc>
@@ -1699,6 +2325,28 @@
           <w:p>
             <w:r>
               <w:t>逐张逾期发票（应收/应付）+ 逾期天数 + 账龄段</w:t>
+            </w:r>
+          </w:p>
+        </w:tc>
+      </w:tr>
+      <w:tr>
+        <w:tc>
+          <w:tcPr>
+            <w:tcW w:type="dxa" w:w="4320"/>
+          </w:tcPr>
+          <w:p>
+            <w:r>
+              <w:t>发出商品明细表</w:t>
+            </w:r>
+          </w:p>
+        </w:tc>
+        <w:tc>
+          <w:tcPr>
+            <w:tcW w:type="dxa" w:w="4320"/>
+          </w:tcPr>
+          <w:p>
+            <w:r>
+              <w:t>出库行口径的发出商品期初/本期/期末（总览「发出商品」下钻）</w:t>
             </w:r>
           </w:p>
         </w:tc>
@@ -1932,6 +2580,26 @@
     <w:p/>
     <w:p>
       <w:r>
+        <w:rPr>
+          <w:b/>
+        </w:rPr>
+        <w:t>财务管理</w:t>
+      </w:r>
+      <w:r>
+        <w:t>菜单（有权限时）：往来对冲（选</w:t>
+      </w:r>
+      <w:r>
+        <w:rPr>
+          <w:b/>
+        </w:rPr>
+        <w:t>一个</w:t>
+      </w:r>
+      <w:r>
+        <w:t>兼营往来单位，互抵未结应收与应付）、票据拆借。</w:t>
+      </w:r>
+    </w:p>
+    <w:p>
+      <w:r>
         <w:t>通用：报表上方勾选</w:t>
       </w:r>
       <w:r>
@@ -1950,7 +2618,7 @@
         <w:t>日期区间</w:t>
       </w:r>
       <w:r>
-        <w:t>；金额两位小数+千分位；右上「导出 Excel」带集团/公司抬头与 logo。</w:t>
+        <w:t>；金额两位小数+千分位；右上「导出 Excel」带集团/公司抬头与 logo。多数报表默认日期规则同总览（不早于启用日）。</w:t>
       </w:r>
     </w:p>
     <w:p>
@@ -2000,7 +2668,16 @@
         <w:t>可填负数</w:t>
       </w:r>
       <w:r>
-        <w:t>）→ 上传导入。</w:t>
+        <w:t xml:space="preserve">；往来对象编码用 </w:t>
+      </w:r>
+      <w:r>
+        <w:rPr>
+          <w:b/>
+        </w:rPr>
+        <w:t>`W`+四位</w:t>
+      </w:r>
+      <w:r>
+        <w:t>，与基础资料往来单位一致）→ 上传导入。模板含库存、应收/应付、银行、票据、发出商品、应付账款-暂估等。</w:t>
       </w:r>
     </w:p>
     <w:p>
@@ -2061,10 +2738,48 @@
       </w:pPr>
       <w:r>
         <w:rPr>
+          <w:b/>
           <w:i/>
           <w:color w:val="744210"/>
         </w:rPr>
-        <w:t>启用日 2026-06-01。期初数据在总览/余额表里始终算"期初"列。</w:t>
+        <w:t>启用日（期初基准日）= 2026-07-01</w:t>
+      </w:r>
+      <w:r>
+        <w:rPr>
+          <w:i/>
+          <w:color w:val="744210"/>
+        </w:rPr>
+        <w:t xml:space="preserve">。页面上会显示该日期；生产 </w:t>
+      </w:r>
+      <w:r>
+        <w:rPr>
+          <w:rFonts w:ascii="Consolas" w:hAnsi="Consolas"/>
+          <w:i/>
+          <w:color w:val="744210"/>
+        </w:rPr>
+        <w:t>.env</w:t>
+      </w:r>
+      <w:r>
+        <w:rPr>
+          <w:i/>
+          <w:color w:val="744210"/>
+        </w:rPr>
+        <w:t xml:space="preserve"> 须设 </w:t>
+      </w:r>
+      <w:r>
+        <w:rPr>
+          <w:rFonts w:ascii="Consolas" w:hAnsi="Consolas"/>
+          <w:i/>
+          <w:color w:val="744210"/>
+        </w:rPr>
+        <w:t>ERP_OPENING_DATE=2026-07-01</w:t>
+      </w:r>
+      <w:r>
+        <w:rPr>
+          <w:i/>
+          <w:color w:val="744210"/>
+        </w:rPr>
+        <w:t>。期初数据在总览/余额表里始终计入「期初」列。</w:t>
       </w:r>
     </w:p>
     <w:p>
@@ -2205,7 +2920,47 @@
         <w:t>`update.bat` → 以管理员身份运行</w:t>
       </w:r>
       <w:r>
-        <w:t>（自动 git pull + 同步 + 迁移 + 重启）。改完 Ctrl+F5 刷新。</w:t>
+        <w:t xml:space="preserve">（先停服务 → 备份 → </w:t>
+      </w:r>
+      <w:r>
+        <w:rPr>
+          <w:rFonts w:ascii="Consolas" w:hAnsi="Consolas"/>
+          <w:color w:val="C026D3"/>
+        </w:rPr>
+        <w:t>git pull</w:t>
+      </w:r>
+      <w:r>
+        <w:t xml:space="preserve"> → 同步依赖 → 迁移 → 再启动）。改完 Ctrl+F5 刷新。PowerShell 里不要用 </w:t>
+      </w:r>
+      <w:r>
+        <w:rPr>
+          <w:rFonts w:ascii="Consolas" w:hAnsi="Consolas"/>
+          <w:color w:val="C026D3"/>
+        </w:rPr>
+        <w:t>call</w:t>
+      </w:r>
+      <w:r>
+        <w:t xml:space="preserve">，应执行 </w:t>
+      </w:r>
+      <w:r>
+        <w:rPr>
+          <w:rFonts w:ascii="Consolas" w:hAnsi="Consolas"/>
+          <w:color w:val="C026D3"/>
+        </w:rPr>
+        <w:t>.\update.bat</w:t>
+      </w:r>
+      <w:r>
+        <w:t xml:space="preserve"> 或 </w:t>
+      </w:r>
+      <w:r>
+        <w:rPr>
+          <w:rFonts w:ascii="Consolas" w:hAnsi="Consolas"/>
+          <w:color w:val="C026D3"/>
+        </w:rPr>
+        <w:t>.\backup.bat nopause</w:t>
+      </w:r>
+      <w:r>
+        <w:t>。</w:t>
       </w:r>
     </w:p>
     <w:p>
@@ -2229,6 +2984,40 @@
       </w:r>
       <w:r>
         <w:t xml:space="preserve"> → 数据库拷到备份目录（建议改成 U盘/移动盘，并定期异地保存）。</w:t>
+      </w:r>
+    </w:p>
+    <w:p>
+      <w:pPr>
+        <w:pStyle w:val="ListBullet"/>
+      </w:pPr>
+      <w:r>
+        <w:rPr>
+          <w:b/>
+        </w:rPr>
+        <w:t>启用日</w:t>
+      </w:r>
+      <w:r>
+        <w:t>：</w:t>
+      </w:r>
+      <w:r>
+        <w:rPr>
+          <w:rFonts w:ascii="Consolas" w:hAnsi="Consolas"/>
+          <w:color w:val="C026D3"/>
+        </w:rPr>
+        <w:t>.env</w:t>
+      </w:r>
+      <w:r>
+        <w:t xml:space="preserve"> 中 </w:t>
+      </w:r>
+      <w:r>
+        <w:rPr>
+          <w:rFonts w:ascii="Consolas" w:hAnsi="Consolas"/>
+          <w:color w:val="C026D3"/>
+        </w:rPr>
+        <w:t>ERP_OPENING_DATE=2026-07-01</w:t>
+      </w:r>
+      <w:r>
+        <w:t>；若 NSSM 也注入了同名变量，须一并改成 7/1，改完重启服务。</w:t>
       </w:r>
     </w:p>
     <w:p>
@@ -2447,10 +3236,30 @@
         <w:rPr>
           <w:b/>
         </w:rPr>
-        <w:t>入库单改不了，提示"已被后续出库消耗"？</w:t>
-      </w:r>
-      <w:r>
-        <w:t xml:space="preserve"> 现已允许负库存，一般可改；如仍受限按提示作废下游单。</w:t>
+        <w:t>总览默认还是 6 月？</w:t>
+      </w:r>
+      <w:r>
+        <w:t xml:space="preserve"> 确认 </w:t>
+      </w:r>
+      <w:r>
+        <w:rPr>
+          <w:rFonts w:ascii="Consolas" w:hAnsi="Consolas"/>
+          <w:color w:val="C026D3"/>
+        </w:rPr>
+        <w:t>.env</w:t>
+      </w:r>
+      <w:r>
+        <w:t xml:space="preserve"> / NSSM 的 </w:t>
+      </w:r>
+      <w:r>
+        <w:rPr>
+          <w:rFonts w:ascii="Consolas" w:hAnsi="Consolas"/>
+          <w:color w:val="C026D3"/>
+        </w:rPr>
+        <w:t>ERP_OPENING_DATE=2026-07-01</w:t>
+      </w:r>
+      <w:r>
+        <w:t xml:space="preserve"> 且已拉到含「报表不早于启用日」的版本并重启；7 月内默认应为 7/1~今天。</w:t>
       </w:r>
     </w:p>
     <w:p>
@@ -2461,10 +3270,20 @@
         <w:rPr>
           <w:b/>
         </w:rPr>
-        <w:t>总览表期初是 0、数据跑到本期了？</w:t>
-      </w:r>
-      <w:r>
-        <w:t xml:space="preserve"> 已修复——期初按"期初标记"恒计期初；若仍异常截图给管理员。</w:t>
+        <w:t>往来单位怎么编码？</w:t>
+      </w:r>
+      <w:r>
+        <w:t xml:space="preserve"> </w:t>
+      </w:r>
+      <w:r>
+        <w:rPr>
+          <w:rFonts w:ascii="Consolas" w:hAnsi="Consolas"/>
+          <w:color w:val="C026D3"/>
+        </w:rPr>
+        <w:t>W</w:t>
+      </w:r>
+      <w:r>
+        <w:t xml:space="preserve"> + 四位数字；客户/供应商用勾选区分，兼营两个都勾；关联企业「对应关联企业」只选一家对方公司。</w:t>
       </w:r>
     </w:p>
     <w:p>
@@ -2475,6 +3294,34 @@
         <w:rPr>
           <w:b/>
         </w:rPr>
+        <w:t>入库单改不了，提示"已被后续出库消耗"？</w:t>
+      </w:r>
+      <w:r>
+        <w:t xml:space="preserve"> 现已允许负库存，一般可改；如仍受限按提示作废下游单。</w:t>
+      </w:r>
+    </w:p>
+    <w:p>
+      <w:pPr>
+        <w:pStyle w:val="ListBullet"/>
+      </w:pPr>
+      <w:r>
+        <w:rPr>
+          <w:b/>
+        </w:rPr>
+        <w:t>总览表期初是 0、数据跑到本期了？</w:t>
+      </w:r>
+      <w:r>
+        <w:t xml:space="preserve"> 已修复——期初按"期初标记"恒计期初；若仍异常截图给管理员。</w:t>
+      </w:r>
+    </w:p>
+    <w:p>
+      <w:pPr>
+        <w:pStyle w:val="ListBullet"/>
+      </w:pPr>
+      <w:r>
+        <w:rPr>
+          <w:b/>
+        </w:rPr>
         <w:t>更新后没生效？</w:t>
       </w:r>
       <w:r>
@@ -2516,13 +3363,37 @@
       </w:r>
     </w:p>
     <w:p>
-      <w:r>
-        <w:t>──────────────────────────────</w:t>
+      <w:pPr>
+        <w:pStyle w:val="ListBullet"/>
+      </w:pPr>
+      <w:r>
+        <w:rPr>
+          <w:b/>
+        </w:rPr>
+        <w:t>登录页能开、提交后 500？</w:t>
+      </w:r>
+      <w:r>
+        <w:t xml:space="preserve"> 多为代码已更新但迁移未跑完。停服务后执行 </w:t>
+      </w:r>
+      <w:r>
+        <w:rPr>
+          <w:rFonts w:ascii="Consolas" w:hAnsi="Consolas"/>
+          <w:color w:val="C026D3"/>
+        </w:rPr>
+        <w:t>uv run python manage.py migrate</w:t>
+      </w:r>
+      <w:r>
+        <w:t>，确认无未应用迁移后再启动。</w:t>
       </w:r>
     </w:p>
     <w:p>
       <w:r>
-        <w:t>*最后更新：2026-06（v2）*</w:t>
+        <w:t>──────────────────────────────</w:t>
+      </w:r>
+    </w:p>
+    <w:p>
+      <w:r>
+        <w:t>*最后更新：2026-07-15（v3）*</w:t>
       </w:r>
     </w:p>
     <w:sectPr>
